--- a/test-coding-output.docx
+++ b/test-coding-output.docx
@@ -69,6 +69,31 @@
           <w:sz w:val="24"/>
         </w:rPr>
       </w:pPr>
+      <w:r>
+        <w:rPr>
+          <w:rFonts w:ascii="Times New Roman" w:eastAsia="Times New Roman" w:hAnsi="Times New Roman" w:cs="Times New Roman"/>
+          <w:b/>
+          <w:sz w:val="24"/>
+        </w:rPr>
+        <w:tab/>
+      </w:r>
+      <w:r>
+        <w:rPr>
+          <w:rFonts w:ascii="Times New Roman" w:eastAsia="Times New Roman" w:hAnsi="Times New Roman" w:cs="Times New Roman"/>
+          <w:b/>
+          <w:sz w:val="24"/>
+        </w:rPr>
+        <w:tab/>
+      </w:r>
+      <w:r>
+        <w:rPr>
+          <w:rFonts w:ascii="Times New Roman" w:eastAsia="Times New Roman" w:hAnsi="Times New Roman" w:cs="Times New Roman"/>
+          <w:b/>
+          <w:sz w:val="24"/>
+        </w:rPr>
+        <w:tab/>
+      </w:r>
+      <w:proofErr w:type="spellStart"/>
       <w:r>
         <w:rPr>
           <w:rFonts w:ascii="Times New Roman" w:eastAsia="Times New Roman" w:hAnsi="Times New Roman" w:cs="Times New Roman"/>
@@ -917,7 +942,7 @@
               <w:rPr>
                 <w:rFonts w:ascii="Times New Roman" w:hAnsi="Times New Roman"/>
               </w:rPr>
-              <w:t xml:space="preserve">01 001 004</w:t>
+              <w:t xml:space="preserve">01 001 006</w:t>
             </w:r>
           </w:p>
         </w:tc>
@@ -954,7 +979,7 @@
                 <w:rFonts w:ascii="Times New Roman" w:hAnsi="Times New Roman" w:cs="Times New Roman"/>
                 <w:sz w:val="24"/>
               </w:rPr>
-              <w:t xml:space="preserve">Коммерческий директор</w:t>
+              <w:t xml:space="preserve">Менеджер по продажам</w:t>
             </w:r>
           </w:p>
         </w:tc>
@@ -989,961 +1014,7 @@
                 <w:b/>
                 <w:bCs/>
               </w:rPr>
-              <w:t xml:space="preserve">1</w:t>
-            </w:r>
-          </w:p>
-        </w:tc>
-      </w:tr>
-      <w:tr>
-        <w:tc>
-          <w:tcPr>
-            <w:tcW w:w="1615" w:type="dxa"/>
-            <w:tcBorders>
-              <w:top w:val="single" w:sz="4" w:space="0" w:color="auto"/>
-              <w:left w:val="single" w:sz="4" w:space="0" w:color="auto"/>
-              <w:bottom w:val="single" w:sz="4" w:space="0" w:color="auto"/>
-              <w:right w:val="single" w:sz="4" w:space="0" w:color="auto"/>
-            </w:tcBorders>
-            <w:shd w:val="clear" w:color="auto" w:fill="auto"/>
-            <w:tcMar>
-              <w:left w:w="108" w:type="dxa"/>
-              <w:right w:w="108" w:type="dxa"/>
-            </w:tcMar>
-          </w:tcPr>
-          <w:p>
-            <w:pPr>
-              <w:spacing w:after="0" w:line="240" w:lineRule="auto"/>
-              <w:jc w:val="center"/>
-              <w:rPr>
-                <w:rFonts w:ascii="Times New Roman" w:eastAsia="Times New Roman" w:hAnsi="Times New Roman"/>
-                <w:color w:val="000000"/>
-              </w:rPr>
-            </w:pPr>
-            <w:r>
-              <w:rPr>
-                <w:rFonts w:ascii="Times New Roman" w:hAnsi="Times New Roman"/>
-              </w:rPr>
-              <w:t xml:space="preserve">01 001 005</w:t>
-            </w:r>
-          </w:p>
-        </w:tc>
-        <w:tc>
-          <w:tcPr>
-            <w:tcW w:w="6186" w:type="dxa"/>
-            <w:tcBorders>
-              <w:top w:val="single" w:sz="4" w:space="0" w:color="auto"/>
-              <w:left w:val="single" w:sz="4" w:space="0" w:color="auto"/>
-              <w:bottom w:val="single" w:sz="4" w:space="0" w:color="auto"/>
-              <w:right w:val="single" w:sz="4" w:space="0" w:color="auto"/>
-            </w:tcBorders>
-            <w:shd w:val="clear" w:color="auto" w:fill="auto"/>
-            <w:tcMar>
-              <w:left w:w="108" w:type="dxa"/>
-              <w:right w:w="108" w:type="dxa"/>
-            </w:tcMar>
-          </w:tcPr>
-          <w:p>
-            <w:pPr>
-              <w:autoSpaceDE w:val="0"/>
-              <w:autoSpaceDN w:val="0"/>
-              <w:adjustRightInd w:val="0"/>
-              <w:spacing w:after="0" w:line="240" w:lineRule="auto"/>
-              <w:rPr>
-                <w:rFonts w:ascii="Times New Roman" w:eastAsia="Microsoft YaHei" w:hAnsi="Times New Roman" w:cs="Times New Roman"/>
-                <w:color w:val="000000"/>
-                <w:sz w:val="24"/>
-                <w:szCs w:val="24"/>
-              </w:rPr>
-            </w:pPr>
-            <w:r>
-              <w:rPr>
-                <w:rFonts w:ascii="Times New Roman" w:hAnsi="Times New Roman" w:cs="Times New Roman"/>
-                <w:sz w:val="24"/>
-              </w:rPr>
-              <w:t xml:space="preserve">Технический директор</w:t>
-            </w:r>
-          </w:p>
-        </w:tc>
-        <w:tc>
-          <w:tcPr>
-            <w:tcW w:w="2000" w:type="dxa"/>
-            <w:tcBorders>
-              <w:top w:val="single" w:sz="4" w:space="0" w:color="auto"/>
-              <w:left w:val="single" w:sz="4" w:space="0" w:color="auto"/>
-              <w:bottom w:val="single" w:sz="4" w:space="0" w:color="auto"/>
-              <w:right w:val="single" w:sz="4" w:space="0" w:color="auto"/>
-            </w:tcBorders>
-            <w:shd w:val="clear" w:color="000000" w:fill="FFFFFF"/>
-            <w:tcMar>
-              <w:left w:w="108" w:type="dxa"/>
-              <w:right w:w="108" w:type="dxa"/>
-            </w:tcMar>
-          </w:tcPr>
-          <w:p>
-            <w:pPr>
-              <w:spacing w:after="0" w:line="240" w:lineRule="auto"/>
-              <w:jc w:val="center"/>
-              <w:rPr>
-                <w:rFonts w:ascii="Times New Roman" w:hAnsi="Times New Roman" w:cs="Times New Roman"/>
-                <w:b/>
-                <w:bCs/>
-              </w:rPr>
-            </w:pPr>
-            <w:r>
-              <w:rPr>
-                <w:rFonts w:ascii="Times New Roman" w:hAnsi="Times New Roman" w:cs="Times New Roman"/>
-                <w:b/>
-                <w:bCs/>
-              </w:rPr>
-              <w:t xml:space="preserve">1</w:t>
-            </w:r>
-          </w:p>
-        </w:tc>
-      </w:tr>
-      <w:tr>
-        <w:tc>
-          <w:tcPr>
-            <w:tcW w:w="1615" w:type="dxa"/>
-            <w:tcBorders>
-              <w:top w:val="single" w:sz="4" w:space="0" w:color="auto"/>
-              <w:left w:val="single" w:sz="4" w:space="0" w:color="auto"/>
-              <w:bottom w:val="single" w:sz="4" w:space="0" w:color="auto"/>
-              <w:right w:val="single" w:sz="4" w:space="0" w:color="auto"/>
-            </w:tcBorders>
-            <w:shd w:val="clear" w:color="auto" w:fill="auto"/>
-            <w:tcMar>
-              <w:left w:w="108" w:type="dxa"/>
-              <w:right w:w="108" w:type="dxa"/>
-            </w:tcMar>
-          </w:tcPr>
-          <w:p>
-            <w:pPr>
-              <w:spacing w:after="0" w:line="240" w:lineRule="auto"/>
-              <w:jc w:val="center"/>
-              <w:rPr>
-                <w:rFonts w:ascii="Times New Roman" w:eastAsia="Times New Roman" w:hAnsi="Times New Roman"/>
-                <w:color w:val="000000"/>
-              </w:rPr>
-            </w:pPr>
-            <w:r>
-              <w:rPr>
-                <w:rFonts w:ascii="Times New Roman" w:hAnsi="Times New Roman"/>
-              </w:rPr>
-              <w:t xml:space="preserve">01 001 006</w:t>
-            </w:r>
-          </w:p>
-        </w:tc>
-        <w:tc>
-          <w:tcPr>
-            <w:tcW w:w="6186" w:type="dxa"/>
-            <w:tcBorders>
-              <w:top w:val="single" w:sz="4" w:space="0" w:color="auto"/>
-              <w:left w:val="single" w:sz="4" w:space="0" w:color="auto"/>
-              <w:bottom w:val="single" w:sz="4" w:space="0" w:color="auto"/>
-              <w:right w:val="single" w:sz="4" w:space="0" w:color="auto"/>
-            </w:tcBorders>
-            <w:shd w:val="clear" w:color="auto" w:fill="auto"/>
-            <w:tcMar>
-              <w:left w:w="108" w:type="dxa"/>
-              <w:right w:w="108" w:type="dxa"/>
-            </w:tcMar>
-          </w:tcPr>
-          <w:p>
-            <w:pPr>
-              <w:autoSpaceDE w:val="0"/>
-              <w:autoSpaceDN w:val="0"/>
-              <w:adjustRightInd w:val="0"/>
-              <w:spacing w:after="0" w:line="240" w:lineRule="auto"/>
-              <w:rPr>
-                <w:rFonts w:ascii="Times New Roman" w:eastAsia="Microsoft YaHei" w:hAnsi="Times New Roman" w:cs="Times New Roman"/>
-                <w:color w:val="000000"/>
-                <w:sz w:val="24"/>
-                <w:szCs w:val="24"/>
-              </w:rPr>
-            </w:pPr>
-            <w:r>
-              <w:rPr>
-                <w:rFonts w:ascii="Times New Roman" w:hAnsi="Times New Roman" w:cs="Times New Roman"/>
-                <w:sz w:val="24"/>
-              </w:rPr>
-              <w:t xml:space="preserve">Менеджер по продажам</w:t>
-            </w:r>
-          </w:p>
-        </w:tc>
-        <w:tc>
-          <w:tcPr>
-            <w:tcW w:w="2000" w:type="dxa"/>
-            <w:tcBorders>
-              <w:top w:val="single" w:sz="4" w:space="0" w:color="auto"/>
-              <w:left w:val="single" w:sz="4" w:space="0" w:color="auto"/>
-              <w:bottom w:val="single" w:sz="4" w:space="0" w:color="auto"/>
-              <w:right w:val="single" w:sz="4" w:space="0" w:color="auto"/>
-            </w:tcBorders>
-            <w:shd w:val="clear" w:color="000000" w:fill="FFFFFF"/>
-            <w:tcMar>
-              <w:left w:w="108" w:type="dxa"/>
-              <w:right w:w="108" w:type="dxa"/>
-            </w:tcMar>
-          </w:tcPr>
-          <w:p>
-            <w:pPr>
-              <w:spacing w:after="0" w:line="240" w:lineRule="auto"/>
-              <w:jc w:val="center"/>
-              <w:rPr>
-                <w:rFonts w:ascii="Times New Roman" w:hAnsi="Times New Roman" w:cs="Times New Roman"/>
-                <w:b/>
-                <w:bCs/>
-              </w:rPr>
-            </w:pPr>
-            <w:r>
-              <w:rPr>
-                <w:rFonts w:ascii="Times New Roman" w:hAnsi="Times New Roman" w:cs="Times New Roman"/>
-                <w:b/>
-                <w:bCs/>
-              </w:rPr>
               <w:t xml:space="preserve">2</w:t>
-            </w:r>
-          </w:p>
-        </w:tc>
-      </w:tr>
-      <w:tr>
-        <w:tc>
-          <w:tcPr>
-            <w:tcW w:w="1615" w:type="dxa"/>
-            <w:tcBorders>
-              <w:top w:val="single" w:sz="4" w:space="0" w:color="auto"/>
-              <w:left w:val="single" w:sz="4" w:space="0" w:color="auto"/>
-              <w:bottom w:val="single" w:sz="4" w:space="0" w:color="auto"/>
-              <w:right w:val="single" w:sz="4" w:space="0" w:color="auto"/>
-            </w:tcBorders>
-            <w:shd w:val="clear" w:color="auto" w:fill="auto"/>
-            <w:tcMar>
-              <w:left w:w="108" w:type="dxa"/>
-              <w:right w:w="108" w:type="dxa"/>
-            </w:tcMar>
-          </w:tcPr>
-          <w:p>
-            <w:pPr>
-              <w:spacing w:after="0" w:line="240" w:lineRule="auto"/>
-              <w:jc w:val="center"/>
-              <w:rPr>
-                <w:rFonts w:ascii="Times New Roman" w:eastAsia="Times New Roman" w:hAnsi="Times New Roman"/>
-                <w:color w:val="000000"/>
-              </w:rPr>
-            </w:pPr>
-            <w:r>
-              <w:rPr>
-                <w:rFonts w:ascii="Times New Roman" w:hAnsi="Times New Roman"/>
-              </w:rPr>
-              <w:t xml:space="preserve">01 001 007</w:t>
-            </w:r>
-          </w:p>
-        </w:tc>
-        <w:tc>
-          <w:tcPr>
-            <w:tcW w:w="6186" w:type="dxa"/>
-            <w:tcBorders>
-              <w:top w:val="single" w:sz="4" w:space="0" w:color="auto"/>
-              <w:left w:val="single" w:sz="4" w:space="0" w:color="auto"/>
-              <w:bottom w:val="single" w:sz="4" w:space="0" w:color="auto"/>
-              <w:right w:val="single" w:sz="4" w:space="0" w:color="auto"/>
-            </w:tcBorders>
-            <w:shd w:val="clear" w:color="auto" w:fill="auto"/>
-            <w:tcMar>
-              <w:left w:w="108" w:type="dxa"/>
-              <w:right w:w="108" w:type="dxa"/>
-            </w:tcMar>
-          </w:tcPr>
-          <w:p>
-            <w:pPr>
-              <w:autoSpaceDE w:val="0"/>
-              <w:autoSpaceDN w:val="0"/>
-              <w:adjustRightInd w:val="0"/>
-              <w:spacing w:after="0" w:line="240" w:lineRule="auto"/>
-              <w:rPr>
-                <w:rFonts w:ascii="Times New Roman" w:eastAsia="Microsoft YaHei" w:hAnsi="Times New Roman" w:cs="Times New Roman"/>
-                <w:color w:val="000000"/>
-                <w:sz w:val="24"/>
-                <w:szCs w:val="24"/>
-              </w:rPr>
-            </w:pPr>
-            <w:r>
-              <w:rPr>
-                <w:rFonts w:ascii="Times New Roman" w:hAnsi="Times New Roman" w:cs="Times New Roman"/>
-                <w:sz w:val="24"/>
-              </w:rPr>
-              <w:t xml:space="preserve">Менеджер по снабжению</w:t>
-            </w:r>
-          </w:p>
-        </w:tc>
-        <w:tc>
-          <w:tcPr>
-            <w:tcW w:w="2000" w:type="dxa"/>
-            <w:tcBorders>
-              <w:top w:val="single" w:sz="4" w:space="0" w:color="auto"/>
-              <w:left w:val="single" w:sz="4" w:space="0" w:color="auto"/>
-              <w:bottom w:val="single" w:sz="4" w:space="0" w:color="auto"/>
-              <w:right w:val="single" w:sz="4" w:space="0" w:color="auto"/>
-            </w:tcBorders>
-            <w:shd w:val="clear" w:color="000000" w:fill="FFFFFF"/>
-            <w:tcMar>
-              <w:left w:w="108" w:type="dxa"/>
-              <w:right w:w="108" w:type="dxa"/>
-            </w:tcMar>
-          </w:tcPr>
-          <w:p>
-            <w:pPr>
-              <w:spacing w:after="0" w:line="240" w:lineRule="auto"/>
-              <w:jc w:val="center"/>
-              <w:rPr>
-                <w:rFonts w:ascii="Times New Roman" w:hAnsi="Times New Roman" w:cs="Times New Roman"/>
-                <w:b/>
-                <w:bCs/>
-              </w:rPr>
-            </w:pPr>
-            <w:r>
-              <w:rPr>
-                <w:rFonts w:ascii="Times New Roman" w:hAnsi="Times New Roman" w:cs="Times New Roman"/>
-                <w:b/>
-                <w:bCs/>
-              </w:rPr>
-              <w:t xml:space="preserve">1</w:t>
-            </w:r>
-          </w:p>
-        </w:tc>
-      </w:tr>
-      <w:tr>
-        <w:tc>
-          <w:tcPr>
-            <w:tcW w:w="1615" w:type="dxa"/>
-            <w:tcBorders>
-              <w:top w:val="single" w:sz="4" w:space="0" w:color="auto"/>
-              <w:left w:val="single" w:sz="4" w:space="0" w:color="auto"/>
-              <w:bottom w:val="single" w:sz="4" w:space="0" w:color="auto"/>
-              <w:right w:val="single" w:sz="4" w:space="0" w:color="auto"/>
-            </w:tcBorders>
-            <w:shd w:val="clear" w:color="auto" w:fill="auto"/>
-            <w:tcMar>
-              <w:left w:w="108" w:type="dxa"/>
-              <w:right w:w="108" w:type="dxa"/>
-            </w:tcMar>
-          </w:tcPr>
-          <w:p>
-            <w:pPr>
-              <w:spacing w:after="0" w:line="240" w:lineRule="auto"/>
-              <w:jc w:val="center"/>
-              <w:rPr>
-                <w:rFonts w:ascii="Times New Roman" w:eastAsia="Times New Roman" w:hAnsi="Times New Roman"/>
-                <w:color w:val="000000"/>
-              </w:rPr>
-            </w:pPr>
-            <w:r>
-              <w:rPr>
-                <w:rFonts w:ascii="Times New Roman" w:hAnsi="Times New Roman"/>
-              </w:rPr>
-              <w:t xml:space="preserve">01 001 008</w:t>
-            </w:r>
-          </w:p>
-        </w:tc>
-        <w:tc>
-          <w:tcPr>
-            <w:tcW w:w="6186" w:type="dxa"/>
-            <w:tcBorders>
-              <w:top w:val="single" w:sz="4" w:space="0" w:color="auto"/>
-              <w:left w:val="single" w:sz="4" w:space="0" w:color="auto"/>
-              <w:bottom w:val="single" w:sz="4" w:space="0" w:color="auto"/>
-              <w:right w:val="single" w:sz="4" w:space="0" w:color="auto"/>
-            </w:tcBorders>
-            <w:shd w:val="clear" w:color="auto" w:fill="auto"/>
-            <w:tcMar>
-              <w:left w:w="108" w:type="dxa"/>
-              <w:right w:w="108" w:type="dxa"/>
-            </w:tcMar>
-          </w:tcPr>
-          <w:p>
-            <w:pPr>
-              <w:autoSpaceDE w:val="0"/>
-              <w:autoSpaceDN w:val="0"/>
-              <w:adjustRightInd w:val="0"/>
-              <w:spacing w:after="0" w:line="240" w:lineRule="auto"/>
-              <w:rPr>
-                <w:rFonts w:ascii="Times New Roman" w:eastAsia="Microsoft YaHei" w:hAnsi="Times New Roman" w:cs="Times New Roman"/>
-                <w:color w:val="000000"/>
-                <w:sz w:val="24"/>
-                <w:szCs w:val="24"/>
-              </w:rPr>
-            </w:pPr>
-            <w:r>
-              <w:rPr>
-                <w:rFonts w:ascii="Times New Roman" w:hAnsi="Times New Roman" w:cs="Times New Roman"/>
-                <w:sz w:val="24"/>
-              </w:rPr>
-              <w:t xml:space="preserve">Главный механик</w:t>
-            </w:r>
-          </w:p>
-        </w:tc>
-        <w:tc>
-          <w:tcPr>
-            <w:tcW w:w="2000" w:type="dxa"/>
-            <w:tcBorders>
-              <w:top w:val="single" w:sz="4" w:space="0" w:color="auto"/>
-              <w:left w:val="single" w:sz="4" w:space="0" w:color="auto"/>
-              <w:bottom w:val="single" w:sz="4" w:space="0" w:color="auto"/>
-              <w:right w:val="single" w:sz="4" w:space="0" w:color="auto"/>
-            </w:tcBorders>
-            <w:shd w:val="clear" w:color="000000" w:fill="FFFFFF"/>
-            <w:tcMar>
-              <w:left w:w="108" w:type="dxa"/>
-              <w:right w:w="108" w:type="dxa"/>
-            </w:tcMar>
-          </w:tcPr>
-          <w:p>
-            <w:pPr>
-              <w:spacing w:after="0" w:line="240" w:lineRule="auto"/>
-              <w:jc w:val="center"/>
-              <w:rPr>
-                <w:rFonts w:ascii="Times New Roman" w:hAnsi="Times New Roman" w:cs="Times New Roman"/>
-                <w:b/>
-                <w:bCs/>
-              </w:rPr>
-            </w:pPr>
-            <w:r>
-              <w:rPr>
-                <w:rFonts w:ascii="Times New Roman" w:hAnsi="Times New Roman" w:cs="Times New Roman"/>
-                <w:b/>
-                <w:bCs/>
-              </w:rPr>
-              <w:t xml:space="preserve">1</w:t>
-            </w:r>
-          </w:p>
-        </w:tc>
-      </w:tr>
-      <w:tr>
-        <w:tc>
-          <w:tcPr>
-            <w:tcW w:w="1615" w:type="dxa"/>
-            <w:tcBorders>
-              <w:top w:val="single" w:sz="4" w:space="0" w:color="auto"/>
-              <w:left w:val="single" w:sz="4" w:space="0" w:color="auto"/>
-              <w:bottom w:val="single" w:sz="4" w:space="0" w:color="auto"/>
-              <w:right w:val="single" w:sz="4" w:space="0" w:color="auto"/>
-            </w:tcBorders>
-            <w:shd w:val="clear" w:color="auto" w:fill="auto"/>
-            <w:tcMar>
-              <w:left w:w="108" w:type="dxa"/>
-              <w:right w:w="108" w:type="dxa"/>
-            </w:tcMar>
-          </w:tcPr>
-          <w:p>
-            <w:pPr>
-              <w:spacing w:after="0" w:line="240" w:lineRule="auto"/>
-              <w:jc w:val="center"/>
-              <w:rPr>
-                <w:rFonts w:ascii="Times New Roman" w:eastAsia="Times New Roman" w:hAnsi="Times New Roman"/>
-                <w:color w:val="000000"/>
-              </w:rPr>
-            </w:pPr>
-            <w:r>
-              <w:rPr>
-                <w:rFonts w:ascii="Times New Roman" w:hAnsi="Times New Roman"/>
-              </w:rPr>
-              <w:t xml:space="preserve">01 001 009</w:t>
-            </w:r>
-          </w:p>
-        </w:tc>
-        <w:tc>
-          <w:tcPr>
-            <w:tcW w:w="6186" w:type="dxa"/>
-            <w:tcBorders>
-              <w:top w:val="single" w:sz="4" w:space="0" w:color="auto"/>
-              <w:left w:val="single" w:sz="4" w:space="0" w:color="auto"/>
-              <w:bottom w:val="single" w:sz="4" w:space="0" w:color="auto"/>
-              <w:right w:val="single" w:sz="4" w:space="0" w:color="auto"/>
-            </w:tcBorders>
-            <w:shd w:val="clear" w:color="auto" w:fill="auto"/>
-            <w:tcMar>
-              <w:left w:w="108" w:type="dxa"/>
-              <w:right w:w="108" w:type="dxa"/>
-            </w:tcMar>
-          </w:tcPr>
-          <w:p>
-            <w:pPr>
-              <w:autoSpaceDE w:val="0"/>
-              <w:autoSpaceDN w:val="0"/>
-              <w:adjustRightInd w:val="0"/>
-              <w:spacing w:after="0" w:line="240" w:lineRule="auto"/>
-              <w:rPr>
-                <w:rFonts w:ascii="Times New Roman" w:eastAsia="Microsoft YaHei" w:hAnsi="Times New Roman" w:cs="Times New Roman"/>
-                <w:color w:val="000000"/>
-                <w:sz w:val="24"/>
-                <w:szCs w:val="24"/>
-              </w:rPr>
-            </w:pPr>
-            <w:r>
-              <w:rPr>
-                <w:rFonts w:ascii="Times New Roman" w:hAnsi="Times New Roman" w:cs="Times New Roman"/>
-                <w:sz w:val="24"/>
-              </w:rPr>
-              <w:t xml:space="preserve">Главный энергетик</w:t>
-            </w:r>
-          </w:p>
-        </w:tc>
-        <w:tc>
-          <w:tcPr>
-            <w:tcW w:w="2000" w:type="dxa"/>
-            <w:tcBorders>
-              <w:top w:val="single" w:sz="4" w:space="0" w:color="auto"/>
-              <w:left w:val="single" w:sz="4" w:space="0" w:color="auto"/>
-              <w:bottom w:val="single" w:sz="4" w:space="0" w:color="auto"/>
-              <w:right w:val="single" w:sz="4" w:space="0" w:color="auto"/>
-            </w:tcBorders>
-            <w:shd w:val="clear" w:color="000000" w:fill="FFFFFF"/>
-            <w:tcMar>
-              <w:left w:w="108" w:type="dxa"/>
-              <w:right w:w="108" w:type="dxa"/>
-            </w:tcMar>
-          </w:tcPr>
-          <w:p>
-            <w:pPr>
-              <w:spacing w:after="0" w:line="240" w:lineRule="auto"/>
-              <w:jc w:val="center"/>
-              <w:rPr>
-                <w:rFonts w:ascii="Times New Roman" w:hAnsi="Times New Roman" w:cs="Times New Roman"/>
-                <w:b/>
-                <w:bCs/>
-              </w:rPr>
-            </w:pPr>
-            <w:r>
-              <w:rPr>
-                <w:rFonts w:ascii="Times New Roman" w:hAnsi="Times New Roman" w:cs="Times New Roman"/>
-                <w:b/>
-                <w:bCs/>
-              </w:rPr>
-              <w:t xml:space="preserve">1</w:t>
-            </w:r>
-          </w:p>
-        </w:tc>
-      </w:tr>
-      <w:tr>
-        <w:tc>
-          <w:tcPr>
-            <w:tcW w:w="1615" w:type="dxa"/>
-            <w:tcBorders>
-              <w:top w:val="single" w:sz="4" w:space="0" w:color="auto"/>
-              <w:left w:val="single" w:sz="4" w:space="0" w:color="auto"/>
-              <w:bottom w:val="single" w:sz="4" w:space="0" w:color="auto"/>
-              <w:right w:val="single" w:sz="4" w:space="0" w:color="auto"/>
-            </w:tcBorders>
-            <w:shd w:val="clear" w:color="auto" w:fill="auto"/>
-            <w:tcMar>
-              <w:left w:w="108" w:type="dxa"/>
-              <w:right w:w="108" w:type="dxa"/>
-            </w:tcMar>
-          </w:tcPr>
-          <w:p>
-            <w:pPr>
-              <w:spacing w:after="0" w:line="240" w:lineRule="auto"/>
-              <w:jc w:val="center"/>
-              <w:rPr>
-                <w:rFonts w:ascii="Times New Roman" w:eastAsia="Times New Roman" w:hAnsi="Times New Roman"/>
-                <w:color w:val="000000"/>
-              </w:rPr>
-            </w:pPr>
-            <w:r>
-              <w:rPr>
-                <w:rFonts w:ascii="Times New Roman" w:hAnsi="Times New Roman"/>
-              </w:rPr>
-              <w:t xml:space="preserve">01 001 010</w:t>
-            </w:r>
-          </w:p>
-        </w:tc>
-        <w:tc>
-          <w:tcPr>
-            <w:tcW w:w="6186" w:type="dxa"/>
-            <w:tcBorders>
-              <w:top w:val="single" w:sz="4" w:space="0" w:color="auto"/>
-              <w:left w:val="single" w:sz="4" w:space="0" w:color="auto"/>
-              <w:bottom w:val="single" w:sz="4" w:space="0" w:color="auto"/>
-              <w:right w:val="single" w:sz="4" w:space="0" w:color="auto"/>
-            </w:tcBorders>
-            <w:shd w:val="clear" w:color="auto" w:fill="auto"/>
-            <w:tcMar>
-              <w:left w:w="108" w:type="dxa"/>
-              <w:right w:w="108" w:type="dxa"/>
-            </w:tcMar>
-          </w:tcPr>
-          <w:p>
-            <w:pPr>
-              <w:autoSpaceDE w:val="0"/>
-              <w:autoSpaceDN w:val="0"/>
-              <w:adjustRightInd w:val="0"/>
-              <w:spacing w:after="0" w:line="240" w:lineRule="auto"/>
-              <w:rPr>
-                <w:rFonts w:ascii="Times New Roman" w:eastAsia="Microsoft YaHei" w:hAnsi="Times New Roman" w:cs="Times New Roman"/>
-                <w:color w:val="000000"/>
-                <w:sz w:val="24"/>
-                <w:szCs w:val="24"/>
-              </w:rPr>
-            </w:pPr>
-            <w:r>
-              <w:rPr>
-                <w:rFonts w:ascii="Times New Roman" w:hAnsi="Times New Roman" w:cs="Times New Roman"/>
-                <w:sz w:val="24"/>
-              </w:rPr>
-              <w:t xml:space="preserve">Специалист по кадровым вопросам</w:t>
-            </w:r>
-          </w:p>
-        </w:tc>
-        <w:tc>
-          <w:tcPr>
-            <w:tcW w:w="2000" w:type="dxa"/>
-            <w:tcBorders>
-              <w:top w:val="single" w:sz="4" w:space="0" w:color="auto"/>
-              <w:left w:val="single" w:sz="4" w:space="0" w:color="auto"/>
-              <w:bottom w:val="single" w:sz="4" w:space="0" w:color="auto"/>
-              <w:right w:val="single" w:sz="4" w:space="0" w:color="auto"/>
-            </w:tcBorders>
-            <w:shd w:val="clear" w:color="000000" w:fill="FFFFFF"/>
-            <w:tcMar>
-              <w:left w:w="108" w:type="dxa"/>
-              <w:right w:w="108" w:type="dxa"/>
-            </w:tcMar>
-          </w:tcPr>
-          <w:p>
-            <w:pPr>
-              <w:spacing w:after="0" w:line="240" w:lineRule="auto"/>
-              <w:jc w:val="center"/>
-              <w:rPr>
-                <w:rFonts w:ascii="Times New Roman" w:hAnsi="Times New Roman" w:cs="Times New Roman"/>
-                <w:b/>
-                <w:bCs/>
-              </w:rPr>
-            </w:pPr>
-            <w:r>
-              <w:rPr>
-                <w:rFonts w:ascii="Times New Roman" w:hAnsi="Times New Roman" w:cs="Times New Roman"/>
-                <w:b/>
-                <w:bCs/>
-              </w:rPr>
-              <w:t xml:space="preserve">1</w:t>
-            </w:r>
-          </w:p>
-        </w:tc>
-      </w:tr>
-      <w:tr>
-        <w:tc>
-          <w:tcPr>
-            <w:tcW w:w="1615" w:type="dxa"/>
-            <w:tcBorders>
-              <w:top w:val="single" w:sz="4" w:space="0" w:color="auto"/>
-              <w:left w:val="single" w:sz="4" w:space="0" w:color="auto"/>
-              <w:bottom w:val="single" w:sz="4" w:space="0" w:color="auto"/>
-              <w:right w:val="single" w:sz="4" w:space="0" w:color="auto"/>
-            </w:tcBorders>
-            <w:shd w:val="clear" w:color="auto" w:fill="auto"/>
-            <w:tcMar>
-              <w:left w:w="108" w:type="dxa"/>
-              <w:right w:w="108" w:type="dxa"/>
-            </w:tcMar>
-          </w:tcPr>
-          <w:p>
-            <w:pPr>
-              <w:spacing w:after="0" w:line="240" w:lineRule="auto"/>
-              <w:jc w:val="center"/>
-              <w:rPr>
-                <w:rFonts w:ascii="Times New Roman" w:eastAsia="Times New Roman" w:hAnsi="Times New Roman"/>
-                <w:color w:val="000000"/>
-              </w:rPr>
-            </w:pPr>
-            <w:r>
-              <w:rPr>
-                <w:rFonts w:ascii="Times New Roman" w:hAnsi="Times New Roman"/>
-              </w:rPr>
-              <w:t xml:space="preserve">01 001 011</w:t>
-            </w:r>
-          </w:p>
-        </w:tc>
-        <w:tc>
-          <w:tcPr>
-            <w:tcW w:w="6186" w:type="dxa"/>
-            <w:tcBorders>
-              <w:top w:val="single" w:sz="4" w:space="0" w:color="auto"/>
-              <w:left w:val="single" w:sz="4" w:space="0" w:color="auto"/>
-              <w:bottom w:val="single" w:sz="4" w:space="0" w:color="auto"/>
-              <w:right w:val="single" w:sz="4" w:space="0" w:color="auto"/>
-            </w:tcBorders>
-            <w:shd w:val="clear" w:color="auto" w:fill="auto"/>
-            <w:tcMar>
-              <w:left w:w="108" w:type="dxa"/>
-              <w:right w:w="108" w:type="dxa"/>
-            </w:tcMar>
-          </w:tcPr>
-          <w:p>
-            <w:pPr>
-              <w:autoSpaceDE w:val="0"/>
-              <w:autoSpaceDN w:val="0"/>
-              <w:adjustRightInd w:val="0"/>
-              <w:spacing w:after="0" w:line="240" w:lineRule="auto"/>
-              <w:rPr>
-                <w:rFonts w:ascii="Times New Roman" w:eastAsia="Microsoft YaHei" w:hAnsi="Times New Roman" w:cs="Times New Roman"/>
-                <w:color w:val="000000"/>
-                <w:sz w:val="24"/>
-                <w:szCs w:val="24"/>
-              </w:rPr>
-            </w:pPr>
-            <w:r>
-              <w:rPr>
-                <w:rFonts w:ascii="Times New Roman" w:hAnsi="Times New Roman" w:cs="Times New Roman"/>
-                <w:sz w:val="24"/>
-              </w:rPr>
-              <w:t xml:space="preserve">Начальник службы безопасности</w:t>
-            </w:r>
-          </w:p>
-        </w:tc>
-        <w:tc>
-          <w:tcPr>
-            <w:tcW w:w="2000" w:type="dxa"/>
-            <w:tcBorders>
-              <w:top w:val="single" w:sz="4" w:space="0" w:color="auto"/>
-              <w:left w:val="single" w:sz="4" w:space="0" w:color="auto"/>
-              <w:bottom w:val="single" w:sz="4" w:space="0" w:color="auto"/>
-              <w:right w:val="single" w:sz="4" w:space="0" w:color="auto"/>
-            </w:tcBorders>
-            <w:shd w:val="clear" w:color="000000" w:fill="FFFFFF"/>
-            <w:tcMar>
-              <w:left w:w="108" w:type="dxa"/>
-              <w:right w:w="108" w:type="dxa"/>
-            </w:tcMar>
-          </w:tcPr>
-          <w:p>
-            <w:pPr>
-              <w:spacing w:after="0" w:line="240" w:lineRule="auto"/>
-              <w:jc w:val="center"/>
-              <w:rPr>
-                <w:rFonts w:ascii="Times New Roman" w:hAnsi="Times New Roman" w:cs="Times New Roman"/>
-                <w:b/>
-                <w:bCs/>
-              </w:rPr>
-            </w:pPr>
-            <w:r>
-              <w:rPr>
-                <w:rFonts w:ascii="Times New Roman" w:hAnsi="Times New Roman" w:cs="Times New Roman"/>
-                <w:b/>
-                <w:bCs/>
-              </w:rPr>
-              <w:t xml:space="preserve">1</w:t>
-            </w:r>
-          </w:p>
-        </w:tc>
-      </w:tr>
-      <w:tr>
-        <w:tc>
-          <w:tcPr>
-            <w:tcW w:w="1615" w:type="dxa"/>
-            <w:tcBorders>
-              <w:top w:val="single" w:sz="4" w:space="0" w:color="auto"/>
-              <w:left w:val="single" w:sz="4" w:space="0" w:color="auto"/>
-              <w:bottom w:val="single" w:sz="4" w:space="0" w:color="auto"/>
-              <w:right w:val="single" w:sz="4" w:space="0" w:color="auto"/>
-            </w:tcBorders>
-            <w:shd w:val="clear" w:color="auto" w:fill="auto"/>
-            <w:tcMar>
-              <w:left w:w="108" w:type="dxa"/>
-              <w:right w:w="108" w:type="dxa"/>
-            </w:tcMar>
-          </w:tcPr>
-          <w:p>
-            <w:pPr>
-              <w:spacing w:after="0" w:line="240" w:lineRule="auto"/>
-              <w:jc w:val="center"/>
-              <w:rPr>
-                <w:rFonts w:ascii="Times New Roman" w:eastAsia="Times New Roman" w:hAnsi="Times New Roman"/>
-                <w:color w:val="000000"/>
-              </w:rPr>
-            </w:pPr>
-            <w:r>
-              <w:rPr>
-                <w:rFonts w:ascii="Times New Roman" w:hAnsi="Times New Roman"/>
-              </w:rPr>
-              <w:t xml:space="preserve">01 001 012</w:t>
-            </w:r>
-          </w:p>
-        </w:tc>
-        <w:tc>
-          <w:tcPr>
-            <w:tcW w:w="6186" w:type="dxa"/>
-            <w:tcBorders>
-              <w:top w:val="single" w:sz="4" w:space="0" w:color="auto"/>
-              <w:left w:val="single" w:sz="4" w:space="0" w:color="auto"/>
-              <w:bottom w:val="single" w:sz="4" w:space="0" w:color="auto"/>
-              <w:right w:val="single" w:sz="4" w:space="0" w:color="auto"/>
-            </w:tcBorders>
-            <w:shd w:val="clear" w:color="auto" w:fill="auto"/>
-            <w:tcMar>
-              <w:left w:w="108" w:type="dxa"/>
-              <w:right w:w="108" w:type="dxa"/>
-            </w:tcMar>
-          </w:tcPr>
-          <w:p>
-            <w:pPr>
-              <w:autoSpaceDE w:val="0"/>
-              <w:autoSpaceDN w:val="0"/>
-              <w:adjustRightInd w:val="0"/>
-              <w:spacing w:after="0" w:line="240" w:lineRule="auto"/>
-              <w:rPr>
-                <w:rFonts w:ascii="Times New Roman" w:eastAsia="Microsoft YaHei" w:hAnsi="Times New Roman" w:cs="Times New Roman"/>
-                <w:color w:val="000000"/>
-                <w:sz w:val="24"/>
-                <w:szCs w:val="24"/>
-              </w:rPr>
-            </w:pPr>
-            <w:r>
-              <w:rPr>
-                <w:rFonts w:ascii="Times New Roman" w:hAnsi="Times New Roman" w:cs="Times New Roman"/>
-                <w:sz w:val="24"/>
-              </w:rPr>
-              <w:t xml:space="preserve">Специалист по безопасности и охране труда</w:t>
-            </w:r>
-          </w:p>
-        </w:tc>
-        <w:tc>
-          <w:tcPr>
-            <w:tcW w:w="2000" w:type="dxa"/>
-            <w:tcBorders>
-              <w:top w:val="single" w:sz="4" w:space="0" w:color="auto"/>
-              <w:left w:val="single" w:sz="4" w:space="0" w:color="auto"/>
-              <w:bottom w:val="single" w:sz="4" w:space="0" w:color="auto"/>
-              <w:right w:val="single" w:sz="4" w:space="0" w:color="auto"/>
-            </w:tcBorders>
-            <w:shd w:val="clear" w:color="000000" w:fill="FFFFFF"/>
-            <w:tcMar>
-              <w:left w:w="108" w:type="dxa"/>
-              <w:right w:w="108" w:type="dxa"/>
-            </w:tcMar>
-          </w:tcPr>
-          <w:p>
-            <w:pPr>
-              <w:spacing w:after="0" w:line="240" w:lineRule="auto"/>
-              <w:jc w:val="center"/>
-              <w:rPr>
-                <w:rFonts w:ascii="Times New Roman" w:hAnsi="Times New Roman" w:cs="Times New Roman"/>
-                <w:b/>
-                <w:bCs/>
-              </w:rPr>
-            </w:pPr>
-            <w:r>
-              <w:rPr>
-                <w:rFonts w:ascii="Times New Roman" w:hAnsi="Times New Roman" w:cs="Times New Roman"/>
-                <w:b/>
-                <w:bCs/>
-              </w:rPr>
-              <w:t xml:space="preserve">1</w:t>
-            </w:r>
-          </w:p>
-        </w:tc>
-      </w:tr>
-      <w:tr>
-        <w:tc>
-          <w:tcPr>
-            <w:tcW w:w="1615" w:type="dxa"/>
-            <w:tcBorders>
-              <w:top w:val="single" w:sz="4" w:space="0" w:color="auto"/>
-              <w:left w:val="single" w:sz="4" w:space="0" w:color="auto"/>
-              <w:bottom w:val="single" w:sz="4" w:space="0" w:color="auto"/>
-              <w:right w:val="single" w:sz="4" w:space="0" w:color="auto"/>
-            </w:tcBorders>
-            <w:shd w:val="clear" w:color="auto" w:fill="auto"/>
-            <w:tcMar>
-              <w:left w:w="108" w:type="dxa"/>
-              <w:right w:w="108" w:type="dxa"/>
-            </w:tcMar>
-          </w:tcPr>
-          <w:p>
-            <w:pPr>
-              <w:spacing w:after="0" w:line="240" w:lineRule="auto"/>
-              <w:jc w:val="center"/>
-              <w:rPr>
-                <w:rFonts w:ascii="Times New Roman" w:eastAsia="Times New Roman" w:hAnsi="Times New Roman"/>
-                <w:color w:val="000000"/>
-              </w:rPr>
-            </w:pPr>
-            <w:r>
-              <w:rPr>
-                <w:rFonts w:ascii="Times New Roman" w:hAnsi="Times New Roman"/>
-              </w:rPr>
-              <w:t xml:space="preserve">01 001 013</w:t>
-            </w:r>
-          </w:p>
-        </w:tc>
-        <w:tc>
-          <w:tcPr>
-            <w:tcW w:w="6186" w:type="dxa"/>
-            <w:tcBorders>
-              <w:top w:val="single" w:sz="4" w:space="0" w:color="auto"/>
-              <w:left w:val="single" w:sz="4" w:space="0" w:color="auto"/>
-              <w:bottom w:val="single" w:sz="4" w:space="0" w:color="auto"/>
-              <w:right w:val="single" w:sz="4" w:space="0" w:color="auto"/>
-            </w:tcBorders>
-            <w:shd w:val="clear" w:color="auto" w:fill="auto"/>
-            <w:tcMar>
-              <w:left w:w="108" w:type="dxa"/>
-              <w:right w:w="108" w:type="dxa"/>
-            </w:tcMar>
-          </w:tcPr>
-          <w:p>
-            <w:pPr>
-              <w:autoSpaceDE w:val="0"/>
-              <w:autoSpaceDN w:val="0"/>
-              <w:adjustRightInd w:val="0"/>
-              <w:spacing w:after="0" w:line="240" w:lineRule="auto"/>
-              <w:rPr>
-                <w:rFonts w:ascii="Times New Roman" w:eastAsia="Microsoft YaHei" w:hAnsi="Times New Roman" w:cs="Times New Roman"/>
-                <w:color w:val="000000"/>
-                <w:sz w:val="24"/>
-                <w:szCs w:val="24"/>
-              </w:rPr>
-            </w:pPr>
-            <w:r>
-              <w:rPr>
-                <w:rFonts w:ascii="Times New Roman" w:hAnsi="Times New Roman" w:cs="Times New Roman"/>
-                <w:sz w:val="24"/>
-              </w:rPr>
-              <w:t xml:space="preserve">Технолог оператор</w:t>
-            </w:r>
-          </w:p>
-        </w:tc>
-        <w:tc>
-          <w:tcPr>
-            <w:tcW w:w="2000" w:type="dxa"/>
-            <w:tcBorders>
-              <w:top w:val="single" w:sz="4" w:space="0" w:color="auto"/>
-              <w:left w:val="single" w:sz="4" w:space="0" w:color="auto"/>
-              <w:bottom w:val="single" w:sz="4" w:space="0" w:color="auto"/>
-              <w:right w:val="single" w:sz="4" w:space="0" w:color="auto"/>
-            </w:tcBorders>
-            <w:shd w:val="clear" w:color="000000" w:fill="FFFFFF"/>
-            <w:tcMar>
-              <w:left w:w="108" w:type="dxa"/>
-              <w:right w:w="108" w:type="dxa"/>
-            </w:tcMar>
-          </w:tcPr>
-          <w:p>
-            <w:pPr>
-              <w:spacing w:after="0" w:line="240" w:lineRule="auto"/>
-              <w:jc w:val="center"/>
-              <w:rPr>
-                <w:rFonts w:ascii="Times New Roman" w:hAnsi="Times New Roman" w:cs="Times New Roman"/>
-                <w:b/>
-                <w:bCs/>
-              </w:rPr>
-            </w:pPr>
-            <w:r>
-              <w:rPr>
-                <w:rFonts w:ascii="Times New Roman" w:hAnsi="Times New Roman" w:cs="Times New Roman"/>
-                <w:b/>
-                <w:bCs/>
-              </w:rPr>
-              <w:t xml:space="preserve">1</w:t>
             </w:r>
           </w:p>
         </w:tc>
@@ -2012,14 +1083,15 @@
               <w:spacing w:after="0" w:line="240" w:lineRule="auto"/>
               <w:jc w:val="center"/>
               <w:rPr>
+                <w:rFonts w:ascii="Times New Roman" w:eastAsia="Times New Roman" w:hAnsi="Times New Roman"/>
+                <w:color w:val="000000"/>
+              </w:rPr>
+            </w:pPr>
+            <w:r>
+              <w:rPr>
                 <w:rFonts w:ascii="Times New Roman" w:hAnsi="Times New Roman"/>
               </w:rPr>
-            </w:pPr>
-            <w:r>
-              <w:rPr>
-                <w:rFonts w:ascii="Times New Roman" w:hAnsi="Times New Roman"/>
-              </w:rPr>
-              <w:t xml:space="preserve">01 001 014</w:t>
+              <w:t xml:space="preserve">01 002 014</w:t>
             </w:r>
           </w:p>
         </w:tc>
@@ -2045,7 +1117,7 @@
               <w:adjustRightInd w:val="0"/>
               <w:spacing w:after="0" w:line="240" w:lineRule="auto"/>
               <w:rPr>
-                <w:rFonts w:ascii="Times New Roman" w:hAnsi="Times New Roman" w:cs="Times New Roman"/>
+                <w:rFonts w:ascii="Times New Roman" w:eastAsia="Microsoft YaHei" w:hAnsi="Times New Roman" w:cs="Times New Roman"/>
                 <w:color w:val="000000"/>
                 <w:sz w:val="24"/>
                 <w:szCs w:val="24"/>
@@ -2089,6 +1161,7 @@
               <w:rPr>
                 <w:rFonts w:ascii="Times New Roman" w:hAnsi="Times New Roman" w:cs="Times New Roman"/>
                 <w:b/>
+                <w:bCs/>
               </w:rPr>
               <w:t xml:space="preserve">1</w:t>
             </w:r>
@@ -2116,14 +1189,15 @@
               <w:spacing w:after="0" w:line="240" w:lineRule="auto"/>
               <w:jc w:val="center"/>
               <w:rPr>
+                <w:rFonts w:ascii="Times New Roman" w:eastAsia="Times New Roman" w:hAnsi="Times New Roman"/>
+                <w:color w:val="000000"/>
+              </w:rPr>
+            </w:pPr>
+            <w:r>
+              <w:rPr>
                 <w:rFonts w:ascii="Times New Roman" w:hAnsi="Times New Roman"/>
               </w:rPr>
-            </w:pPr>
-            <w:r>
-              <w:rPr>
-                <w:rFonts w:ascii="Times New Roman" w:hAnsi="Times New Roman"/>
-              </w:rPr>
-              <w:t xml:space="preserve">01 001 015</w:t>
+              <w:t xml:space="preserve">01 002 018</w:t>
             </w:r>
           </w:p>
         </w:tc>
@@ -2149,7 +1223,7 @@
               <w:adjustRightInd w:val="0"/>
               <w:spacing w:after="0" w:line="240" w:lineRule="auto"/>
               <w:rPr>
-                <w:rFonts w:ascii="Times New Roman" w:hAnsi="Times New Roman" w:cs="Times New Roman"/>
+                <w:rFonts w:ascii="Times New Roman" w:eastAsia="Microsoft YaHei" w:hAnsi="Times New Roman" w:cs="Times New Roman"/>
                 <w:color w:val="000000"/>
                 <w:sz w:val="24"/>
                 <w:szCs w:val="24"/>
@@ -2160,7 +1234,7 @@
                 <w:rFonts w:ascii="Times New Roman" w:hAnsi="Times New Roman" w:cs="Times New Roman"/>
                 <w:sz w:val="24"/>
               </w:rPr>
-              <w:t xml:space="preserve">Бригадир ремонтно-строительной бригады</w:t>
+              <w:t xml:space="preserve">Электро слесарь</w:t>
             </w:r>
           </w:p>
         </w:tc>
@@ -2193,8 +1267,9 @@
               <w:rPr>
                 <w:rFonts w:ascii="Times New Roman" w:hAnsi="Times New Roman" w:cs="Times New Roman"/>
                 <w:b/>
-              </w:rPr>
-              <w:t xml:space="preserve">1</w:t>
+                <w:bCs/>
+              </w:rPr>
+              <w:t xml:space="preserve">3</w:t>
             </w:r>
           </w:p>
         </w:tc>
@@ -2220,14 +1295,15 @@
               <w:spacing w:after="0" w:line="240" w:lineRule="auto"/>
               <w:jc w:val="center"/>
               <w:rPr>
+                <w:rFonts w:ascii="Times New Roman" w:eastAsia="Times New Roman" w:hAnsi="Times New Roman"/>
+                <w:color w:val="000000"/>
+              </w:rPr>
+            </w:pPr>
+            <w:r>
+              <w:rPr>
                 <w:rFonts w:ascii="Times New Roman" w:hAnsi="Times New Roman"/>
               </w:rPr>
-            </w:pPr>
-            <w:r>
-              <w:rPr>
-                <w:rFonts w:ascii="Times New Roman" w:hAnsi="Times New Roman"/>
-              </w:rPr>
-              <w:t xml:space="preserve">01 001 016</w:t>
+              <w:t xml:space="preserve">01 002 019</w:t>
             </w:r>
           </w:p>
         </w:tc>
@@ -2253,7 +1329,7 @@
               <w:adjustRightInd w:val="0"/>
               <w:spacing w:after="0" w:line="240" w:lineRule="auto"/>
               <w:rPr>
-                <w:rFonts w:ascii="Times New Roman" w:hAnsi="Times New Roman" w:cs="Times New Roman"/>
+                <w:rFonts w:ascii="Times New Roman" w:eastAsia="Microsoft YaHei" w:hAnsi="Times New Roman" w:cs="Times New Roman"/>
                 <w:color w:val="000000"/>
                 <w:sz w:val="24"/>
                 <w:szCs w:val="24"/>
@@ -2264,7 +1340,7 @@
                 <w:rFonts w:ascii="Times New Roman" w:hAnsi="Times New Roman" w:cs="Times New Roman"/>
                 <w:sz w:val="24"/>
               </w:rPr>
-              <w:t xml:space="preserve">Бригадир технической бригады</w:t>
+              <w:t xml:space="preserve">Водитель экспедитор</w:t>
             </w:r>
           </w:p>
         </w:tc>
@@ -2297,8 +1373,9 @@
               <w:rPr>
                 <w:rFonts w:ascii="Times New Roman" w:hAnsi="Times New Roman" w:cs="Times New Roman"/>
                 <w:b/>
-              </w:rPr>
-              <w:t xml:space="preserve">1</w:t>
+                <w:bCs/>
+              </w:rPr>
+              <w:t xml:space="preserve">3</w:t>
             </w:r>
           </w:p>
         </w:tc>
@@ -2306,6 +1383,49 @@
       <w:tr>
         <w:tc>
           <w:tcPr>
+            <w:tcW w:w="9801" w:type="dxa"/>
+            <w:gridSpan w:val="3"/>
+            <w:tcBorders>
+              <w:top w:val="single" w:sz="4" w:space="0" w:color="000000"/>
+              <w:left w:val="single" w:sz="4" w:space="0" w:color="000000"/>
+              <w:bottom w:val="single" w:sz="4" w:space="0" w:color="000000"/>
+              <w:right w:val="single" w:sz="4" w:space="0" w:color="000000"/>
+            </w:tcBorders>
+            <w:shd w:val="clear" w:color="auto" w:fill="auto"/>
+            <w:tcMar>
+              <w:left w:w="108" w:type="dxa"/>
+              <w:right w:w="108" w:type="dxa"/>
+            </w:tcMar>
+            <w:vAlign w:val="center"/>
+          </w:tcPr>
+          <w:p>
+            <w:pPr>
+              <w:spacing w:after="0" w:line="240" w:lineRule="auto"/>
+              <w:jc w:val="center"/>
+              <w:rPr>
+                <w:rFonts w:ascii="Times New Roman" w:eastAsia="Times New Roman" w:hAnsi="Times New Roman" w:cs="Times New Roman"/>
+                <w:b/>
+                <w:color w:val="000000"/>
+                <w:sz w:val="24"/>
+                <w:szCs w:val="24"/>
+              </w:rPr>
+            </w:pPr>
+            <w:r>
+              <w:rPr>
+                <w:rFonts w:ascii="Times New Roman" w:eastAsia="Times New Roman" w:hAnsi="Times New Roman" w:cs="Times New Roman"/>
+                <w:b/>
+                <w:color w:val="000000"/>
+                <w:sz w:val="24"/>
+                <w:szCs w:val="24"/>
+              </w:rPr>
+              <w:t xml:space="preserve">3. Складской персонал</w:t>
+            </w:r>
+          </w:p>
+        </w:tc>
+      </w:tr>
+      <w:tr>
+        <w:tc>
+          <w:tcPr>
             <w:tcW w:w="1615" w:type="dxa"/>
             <w:tcBorders>
               <w:top w:val="single" w:sz="4" w:space="0" w:color="auto"/>
@@ -2324,14 +1444,15 @@
               <w:spacing w:after="0" w:line="240" w:lineRule="auto"/>
               <w:jc w:val="center"/>
               <w:rPr>
+                <w:rFonts w:ascii="Times New Roman" w:eastAsia="Times New Roman" w:hAnsi="Times New Roman"/>
+                <w:color w:val="000000"/>
+              </w:rPr>
+            </w:pPr>
+            <w:r>
+              <w:rPr>
                 <w:rFonts w:ascii="Times New Roman" w:hAnsi="Times New Roman"/>
               </w:rPr>
-            </w:pPr>
-            <w:r>
-              <w:rPr>
-                <w:rFonts w:ascii="Times New Roman" w:hAnsi="Times New Roman"/>
-              </w:rPr>
-              <w:t xml:space="preserve">01 002 017</w:t>
+              <w:t xml:space="preserve">01 003 001</w:t>
             </w:r>
           </w:p>
         </w:tc>
@@ -2357,7 +1478,7 @@
               <w:adjustRightInd w:val="0"/>
               <w:spacing w:after="0" w:line="240" w:lineRule="auto"/>
               <w:rPr>
-                <w:rFonts w:ascii="Times New Roman" w:hAnsi="Times New Roman" w:cs="Times New Roman"/>
+                <w:rFonts w:ascii="Times New Roman" w:eastAsia="Microsoft YaHei" w:hAnsi="Times New Roman" w:cs="Times New Roman"/>
                 <w:color w:val="000000"/>
                 <w:sz w:val="24"/>
                 <w:szCs w:val="24"/>
@@ -2368,7 +1489,7 @@
                 <w:rFonts w:ascii="Times New Roman" w:hAnsi="Times New Roman" w:cs="Times New Roman"/>
                 <w:sz w:val="24"/>
               </w:rPr>
-              <w:t xml:space="preserve">Бригадир цеха выращивания и хранения</w:t>
+              <w:t xml:space="preserve">Заведующий складом</w:t>
             </w:r>
           </w:p>
         </w:tc>
@@ -2401,6 +1522,7 @@
               <w:rPr>
                 <w:rFonts w:ascii="Times New Roman" w:hAnsi="Times New Roman" w:cs="Times New Roman"/>
                 <w:b/>
+                <w:bCs/>
               </w:rPr>
               <w:t xml:space="preserve">1</w:t>
             </w:r>
@@ -2428,14 +1550,15 @@
               <w:spacing w:after="0" w:line="240" w:lineRule="auto"/>
               <w:jc w:val="center"/>
               <w:rPr>
+                <w:rFonts w:ascii="Times New Roman" w:eastAsia="Times New Roman" w:hAnsi="Times New Roman"/>
+                <w:color w:val="000000"/>
+              </w:rPr>
+            </w:pPr>
+            <w:r>
+              <w:rPr>
                 <w:rFonts w:ascii="Times New Roman" w:hAnsi="Times New Roman"/>
               </w:rPr>
-            </w:pPr>
-            <w:r>
-              <w:rPr>
-                <w:rFonts w:ascii="Times New Roman" w:hAnsi="Times New Roman"/>
-              </w:rPr>
-              <w:t xml:space="preserve">01 002 018</w:t>
+              <w:t xml:space="preserve">01 003 002</w:t>
             </w:r>
           </w:p>
         </w:tc>
@@ -2461,7 +1584,7 @@
               <w:adjustRightInd w:val="0"/>
               <w:spacing w:after="0" w:line="240" w:lineRule="auto"/>
               <w:rPr>
-                <w:rFonts w:ascii="Times New Roman" w:hAnsi="Times New Roman" w:cs="Times New Roman"/>
+                <w:rFonts w:ascii="Times New Roman" w:eastAsia="Microsoft YaHei" w:hAnsi="Times New Roman" w:cs="Times New Roman"/>
                 <w:color w:val="000000"/>
                 <w:sz w:val="24"/>
                 <w:szCs w:val="24"/>
@@ -2472,7 +1595,7 @@
                 <w:rFonts w:ascii="Times New Roman" w:hAnsi="Times New Roman" w:cs="Times New Roman"/>
                 <w:sz w:val="24"/>
               </w:rPr>
-              <w:t xml:space="preserve">Электро слесарь</w:t>
+              <w:t xml:space="preserve">Кладовщик</w:t>
             </w:r>
           </w:p>
         </w:tc>
@@ -2505,8 +1628,9 @@
               <w:rPr>
                 <w:rFonts w:ascii="Times New Roman" w:hAnsi="Times New Roman" w:cs="Times New Roman"/>
                 <w:b/>
-              </w:rPr>
-              <w:t xml:space="preserve">3</w:t>
+                <w:bCs/>
+              </w:rPr>
+              <w:t xml:space="preserve">2</w:t>
             </w:r>
           </w:p>
         </w:tc>
@@ -2532,14 +1656,15 @@
               <w:spacing w:after="0" w:line="240" w:lineRule="auto"/>
               <w:jc w:val="center"/>
               <w:rPr>
+                <w:rFonts w:ascii="Times New Roman" w:eastAsia="Times New Roman" w:hAnsi="Times New Roman"/>
+                <w:color w:val="000000"/>
+              </w:rPr>
+            </w:pPr>
+            <w:r>
+              <w:rPr>
                 <w:rFonts w:ascii="Times New Roman" w:hAnsi="Times New Roman"/>
               </w:rPr>
-            </w:pPr>
-            <w:r>
-              <w:rPr>
-                <w:rFonts w:ascii="Times New Roman" w:hAnsi="Times New Roman"/>
-              </w:rPr>
-              <w:t xml:space="preserve">01 002 019</w:t>
+              <w:t xml:space="preserve">01 003 003</w:t>
             </w:r>
           </w:p>
         </w:tc>
@@ -2565,7 +1690,7 @@
               <w:adjustRightInd w:val="0"/>
               <w:spacing w:after="0" w:line="240" w:lineRule="auto"/>
               <w:rPr>
-                <w:rFonts w:ascii="Times New Roman" w:hAnsi="Times New Roman" w:cs="Times New Roman"/>
+                <w:rFonts w:ascii="Times New Roman" w:eastAsia="Microsoft YaHei" w:hAnsi="Times New Roman" w:cs="Times New Roman"/>
                 <w:color w:val="000000"/>
                 <w:sz w:val="24"/>
                 <w:szCs w:val="24"/>
@@ -2576,7 +1701,7 @@
                 <w:rFonts w:ascii="Times New Roman" w:hAnsi="Times New Roman" w:cs="Times New Roman"/>
                 <w:sz w:val="24"/>
               </w:rPr>
-              <w:t xml:space="preserve">Водитель экспедитор</w:t>
+              <w:t xml:space="preserve">Грузчик</w:t>
             </w:r>
           </w:p>
         </w:tc>
@@ -2609,8 +1734,9 @@
               <w:rPr>
                 <w:rFonts w:ascii="Times New Roman" w:hAnsi="Times New Roman" w:cs="Times New Roman"/>
                 <w:b/>
-              </w:rPr>
-              <w:t xml:space="preserve">3</w:t>
+                <w:bCs/>
+              </w:rPr>
+              <w:t xml:space="preserve">4</w:t>
             </w:r>
           </w:p>
         </w:tc>
@@ -2618,6 +1744,49 @@
       <w:tr>
         <w:tc>
           <w:tcPr>
+            <w:tcW w:w="9801" w:type="dxa"/>
+            <w:gridSpan w:val="3"/>
+            <w:tcBorders>
+              <w:top w:val="single" w:sz="4" w:space="0" w:color="000000"/>
+              <w:left w:val="single" w:sz="4" w:space="0" w:color="000000"/>
+              <w:bottom w:val="single" w:sz="4" w:space="0" w:color="000000"/>
+              <w:right w:val="single" w:sz="4" w:space="0" w:color="000000"/>
+            </w:tcBorders>
+            <w:shd w:val="clear" w:color="auto" w:fill="auto"/>
+            <w:tcMar>
+              <w:left w:w="108" w:type="dxa"/>
+              <w:right w:w="108" w:type="dxa"/>
+            </w:tcMar>
+            <w:vAlign w:val="center"/>
+          </w:tcPr>
+          <w:p>
+            <w:pPr>
+              <w:spacing w:after="0" w:line="240" w:lineRule="auto"/>
+              <w:jc w:val="center"/>
+              <w:rPr>
+                <w:rFonts w:ascii="Times New Roman" w:eastAsia="Times New Roman" w:hAnsi="Times New Roman" w:cs="Times New Roman"/>
+                <w:b/>
+                <w:color w:val="000000"/>
+                <w:sz w:val="24"/>
+                <w:szCs w:val="24"/>
+              </w:rPr>
+            </w:pPr>
+            <w:r>
+              <w:rPr>
+                <w:rFonts w:ascii="Times New Roman" w:eastAsia="Times New Roman" w:hAnsi="Times New Roman" w:cs="Times New Roman"/>
+                <w:b/>
+                <w:color w:val="000000"/>
+                <w:sz w:val="24"/>
+                <w:szCs w:val="24"/>
+              </w:rPr>
+              <w:t xml:space="preserve">4. Транспортный персонал</w:t>
+            </w:r>
+          </w:p>
+        </w:tc>
+      </w:tr>
+      <w:tr>
+        <w:tc>
+          <w:tcPr>
             <w:tcW w:w="1615" w:type="dxa"/>
             <w:tcBorders>
               <w:top w:val="single" w:sz="4" w:space="0" w:color="auto"/>
@@ -2636,14 +1805,15 @@
               <w:spacing w:after="0" w:line="240" w:lineRule="auto"/>
               <w:jc w:val="center"/>
               <w:rPr>
+                <w:rFonts w:ascii="Times New Roman" w:eastAsia="Times New Roman" w:hAnsi="Times New Roman"/>
+                <w:color w:val="000000"/>
+              </w:rPr>
+            </w:pPr>
+            <w:r>
+              <w:rPr>
                 <w:rFonts w:ascii="Times New Roman" w:hAnsi="Times New Roman"/>
               </w:rPr>
-            </w:pPr>
-            <w:r>
-              <w:rPr>
-                <w:rFonts w:ascii="Times New Roman" w:hAnsi="Times New Roman"/>
-              </w:rPr>
-              <w:t xml:space="preserve">01 003 020</w:t>
+              <w:t xml:space="preserve">01 004 001</w:t>
             </w:r>
           </w:p>
         </w:tc>
@@ -2669,7 +1839,7 @@
               <w:adjustRightInd w:val="0"/>
               <w:spacing w:after="0" w:line="240" w:lineRule="auto"/>
               <w:rPr>
-                <w:rFonts w:ascii="Times New Roman" w:hAnsi="Times New Roman" w:cs="Times New Roman"/>
+                <w:rFonts w:ascii="Times New Roman" w:eastAsia="Microsoft YaHei" w:hAnsi="Times New Roman" w:cs="Times New Roman"/>
                 <w:color w:val="000000"/>
                 <w:sz w:val="24"/>
                 <w:szCs w:val="24"/>
@@ -2680,7 +1850,7 @@
                 <w:rFonts w:ascii="Times New Roman" w:hAnsi="Times New Roman" w:cs="Times New Roman"/>
                 <w:sz w:val="24"/>
               </w:rPr>
-              <w:t xml:space="preserve">Лаборант</w:t>
+              <w:t xml:space="preserve">Водитель</w:t>
             </w:r>
           </w:p>
         </w:tc>
@@ -2713,8 +1883,9 @@
               <w:rPr>
                 <w:rFonts w:ascii="Times New Roman" w:hAnsi="Times New Roman" w:cs="Times New Roman"/>
                 <w:b/>
-              </w:rPr>
-              <w:t xml:space="preserve">1</w:t>
+                <w:bCs/>
+              </w:rPr>
+              <w:t xml:space="preserve">5</w:t>
             </w:r>
           </w:p>
         </w:tc>
@@ -2740,14 +1911,15 @@
               <w:spacing w:after="0" w:line="240" w:lineRule="auto"/>
               <w:jc w:val="center"/>
               <w:rPr>
+                <w:rFonts w:ascii="Times New Roman" w:eastAsia="Times New Roman" w:hAnsi="Times New Roman"/>
+                <w:color w:val="000000"/>
+              </w:rPr>
+            </w:pPr>
+            <w:r>
+              <w:rPr>
                 <w:rFonts w:ascii="Times New Roman" w:hAnsi="Times New Roman"/>
               </w:rPr>
-            </w:pPr>
-            <w:r>
-              <w:rPr>
-                <w:rFonts w:ascii="Times New Roman" w:hAnsi="Times New Roman"/>
-              </w:rPr>
-              <w:t xml:space="preserve">01 003 021</w:t>
+              <w:t xml:space="preserve">01 004 002</w:t>
             </w:r>
           </w:p>
         </w:tc>
@@ -2773,7 +1945,7 @@
               <w:adjustRightInd w:val="0"/>
               <w:spacing w:after="0" w:line="240" w:lineRule="auto"/>
               <w:rPr>
-                <w:rFonts w:ascii="Times New Roman" w:hAnsi="Times New Roman" w:cs="Times New Roman"/>
+                <w:rFonts w:ascii="Times New Roman" w:eastAsia="Microsoft YaHei" w:hAnsi="Times New Roman" w:cs="Times New Roman"/>
                 <w:color w:val="000000"/>
                 <w:sz w:val="24"/>
                 <w:szCs w:val="24"/>
@@ -2784,7 +1956,7 @@
                 <w:rFonts w:ascii="Times New Roman" w:hAnsi="Times New Roman" w:cs="Times New Roman"/>
                 <w:sz w:val="24"/>
               </w:rPr>
-              <w:t xml:space="preserve">Поливщик</w:t>
+              <w:t xml:space="preserve">Механик автопарка</w:t>
             </w:r>
           </w:p>
         </w:tc>
@@ -2817,8 +1989,9 @@
               <w:rPr>
                 <w:rFonts w:ascii="Times New Roman" w:hAnsi="Times New Roman" w:cs="Times New Roman"/>
                 <w:b/>
-              </w:rPr>
-              <w:t xml:space="preserve">2</w:t>
+                <w:bCs/>
+              </w:rPr>
+              <w:t xml:space="preserve">1</w:t>
             </w:r>
           </w:p>
         </w:tc>
@@ -2826,6 +1999,49 @@
       <w:tr>
         <w:tc>
           <w:tcPr>
+            <w:tcW w:w="9801" w:type="dxa"/>
+            <w:gridSpan w:val="3"/>
+            <w:tcBorders>
+              <w:top w:val="single" w:sz="4" w:space="0" w:color="000000"/>
+              <w:left w:val="single" w:sz="4" w:space="0" w:color="000000"/>
+              <w:bottom w:val="single" w:sz="4" w:space="0" w:color="000000"/>
+              <w:right w:val="single" w:sz="4" w:space="0" w:color="000000"/>
+            </w:tcBorders>
+            <w:shd w:val="clear" w:color="auto" w:fill="auto"/>
+            <w:tcMar>
+              <w:left w:w="108" w:type="dxa"/>
+              <w:right w:w="108" w:type="dxa"/>
+            </w:tcMar>
+            <w:vAlign w:val="center"/>
+          </w:tcPr>
+          <w:p>
+            <w:pPr>
+              <w:spacing w:after="0" w:line="240" w:lineRule="auto"/>
+              <w:jc w:val="center"/>
+              <w:rPr>
+                <w:rFonts w:ascii="Times New Roman" w:eastAsia="Times New Roman" w:hAnsi="Times New Roman" w:cs="Times New Roman"/>
+                <w:b/>
+                <w:color w:val="000000"/>
+                <w:sz w:val="24"/>
+                <w:szCs w:val="24"/>
+              </w:rPr>
+            </w:pPr>
+            <w:r>
+              <w:rPr>
+                <w:rFonts w:ascii="Times New Roman" w:eastAsia="Times New Roman" w:hAnsi="Times New Roman" w:cs="Times New Roman"/>
+                <w:b/>
+                <w:color w:val="000000"/>
+                <w:sz w:val="24"/>
+                <w:szCs w:val="24"/>
+              </w:rPr>
+              <w:t xml:space="preserve">5. Вспомогательный персонал</w:t>
+            </w:r>
+          </w:p>
+        </w:tc>
+      </w:tr>
+      <w:tr>
+        <w:tc>
+          <w:tcPr>
             <w:tcW w:w="1615" w:type="dxa"/>
             <w:tcBorders>
               <w:top w:val="single" w:sz="4" w:space="0" w:color="auto"/>
@@ -2844,14 +2060,15 @@
               <w:spacing w:after="0" w:line="240" w:lineRule="auto"/>
               <w:jc w:val="center"/>
               <w:rPr>
+                <w:rFonts w:ascii="Times New Roman" w:eastAsia="Times New Roman" w:hAnsi="Times New Roman"/>
+                <w:color w:val="000000"/>
+              </w:rPr>
+            </w:pPr>
+            <w:r>
+              <w:rPr>
                 <w:rFonts w:ascii="Times New Roman" w:hAnsi="Times New Roman"/>
               </w:rPr>
-            </w:pPr>
-            <w:r>
-              <w:rPr>
-                <w:rFonts w:ascii="Times New Roman" w:hAnsi="Times New Roman"/>
-              </w:rPr>
-              <w:t xml:space="preserve">01 003 022</w:t>
+              <w:t xml:space="preserve">01 005 001</w:t>
             </w:r>
           </w:p>
         </w:tc>
@@ -2877,7 +2094,7 @@
               <w:adjustRightInd w:val="0"/>
               <w:spacing w:after="0" w:line="240" w:lineRule="auto"/>
               <w:rPr>
-                <w:rFonts w:ascii="Times New Roman" w:hAnsi="Times New Roman" w:cs="Times New Roman"/>
+                <w:rFonts w:ascii="Times New Roman" w:eastAsia="Microsoft YaHei" w:hAnsi="Times New Roman" w:cs="Times New Roman"/>
                 <w:color w:val="000000"/>
                 <w:sz w:val="24"/>
                 <w:szCs w:val="24"/>
@@ -2888,7 +2105,7 @@
                 <w:rFonts w:ascii="Times New Roman" w:hAnsi="Times New Roman" w:cs="Times New Roman"/>
                 <w:sz w:val="24"/>
               </w:rPr>
-              <w:t xml:space="preserve">Сборщик</w:t>
+              <w:t xml:space="preserve">Уборщик</w:t>
             </w:r>
           </w:p>
         </w:tc>
@@ -2921,8 +2138,9 @@
               <w:rPr>
                 <w:rFonts w:ascii="Times New Roman" w:hAnsi="Times New Roman" w:cs="Times New Roman"/>
                 <w:b/>
-              </w:rPr>
-              <w:t xml:space="preserve">5</w:t>
+                <w:bCs/>
+              </w:rPr>
+              <w:t xml:space="preserve">3</w:t>
             </w:r>
           </w:p>
         </w:tc>
@@ -2948,14 +2166,15 @@
               <w:spacing w:after="0" w:line="240" w:lineRule="auto"/>
               <w:jc w:val="center"/>
               <w:rPr>
+                <w:rFonts w:ascii="Times New Roman" w:eastAsia="Times New Roman" w:hAnsi="Times New Roman"/>
+                <w:color w:val="000000"/>
+              </w:rPr>
+            </w:pPr>
+            <w:r>
+              <w:rPr>
                 <w:rFonts w:ascii="Times New Roman" w:hAnsi="Times New Roman"/>
               </w:rPr>
-            </w:pPr>
-            <w:r>
-              <w:rPr>
-                <w:rFonts w:ascii="Times New Roman" w:hAnsi="Times New Roman"/>
-              </w:rPr>
-              <w:t xml:space="preserve">01 003 023</w:t>
+              <w:t xml:space="preserve">01 005 002</w:t>
             </w:r>
           </w:p>
         </w:tc>
@@ -2981,7 +2200,7 @@
               <w:adjustRightInd w:val="0"/>
               <w:spacing w:after="0" w:line="240" w:lineRule="auto"/>
               <w:rPr>
-                <w:rFonts w:ascii="Times New Roman" w:hAnsi="Times New Roman" w:cs="Times New Roman"/>
+                <w:rFonts w:ascii="Times New Roman" w:eastAsia="Microsoft YaHei" w:hAnsi="Times New Roman" w:cs="Times New Roman"/>
                 <w:color w:val="000000"/>
                 <w:sz w:val="24"/>
                 <w:szCs w:val="24"/>
@@ -2992,7 +2211,7 @@
                 <w:rFonts w:ascii="Times New Roman" w:hAnsi="Times New Roman" w:cs="Times New Roman"/>
                 <w:sz w:val="24"/>
               </w:rPr>
-              <w:t xml:space="preserve">Фасовщик</w:t>
+              <w:t xml:space="preserve">Сторож</w:t>
             </w:r>
           </w:p>
         </w:tc>
@@ -3025,6 +2244,7 @@
               <w:rPr>
                 <w:rFonts w:ascii="Times New Roman" w:hAnsi="Times New Roman" w:cs="Times New Roman"/>
                 <w:b/>
+                <w:bCs/>
               </w:rPr>
               <w:t xml:space="preserve">4</w:t>
             </w:r>
@@ -3052,14 +2272,15 @@
               <w:spacing w:after="0" w:line="240" w:lineRule="auto"/>
               <w:jc w:val="center"/>
               <w:rPr>
+                <w:rFonts w:ascii="Times New Roman" w:eastAsia="Times New Roman" w:hAnsi="Times New Roman"/>
+                <w:color w:val="000000"/>
+              </w:rPr>
+            </w:pPr>
+            <w:r>
+              <w:rPr>
                 <w:rFonts w:ascii="Times New Roman" w:hAnsi="Times New Roman"/>
               </w:rPr>
-            </w:pPr>
-            <w:r>
-              <w:rPr>
-                <w:rFonts w:ascii="Times New Roman" w:hAnsi="Times New Roman"/>
-              </w:rPr>
-              <w:t xml:space="preserve">01 004 024</w:t>
+              <w:t xml:space="preserve">01 005 003</w:t>
             </w:r>
           </w:p>
         </w:tc>
@@ -3085,7 +2306,7 @@
               <w:adjustRightInd w:val="0"/>
               <w:spacing w:after="0" w:line="240" w:lineRule="auto"/>
               <w:rPr>
-                <w:rFonts w:ascii="Times New Roman" w:hAnsi="Times New Roman" w:cs="Times New Roman"/>
+                <w:rFonts w:ascii="Times New Roman" w:eastAsia="Microsoft YaHei" w:hAnsi="Times New Roman" w:cs="Times New Roman"/>
                 <w:color w:val="000000"/>
                 <w:sz w:val="24"/>
                 <w:szCs w:val="24"/>
@@ -3096,7 +2317,7 @@
                 <w:rFonts w:ascii="Times New Roman" w:hAnsi="Times New Roman" w:cs="Times New Roman"/>
                 <w:sz w:val="24"/>
               </w:rPr>
-              <w:t xml:space="preserve">Грузчик</w:t>
+              <w:t xml:space="preserve">Дворник</w:t>
             </w:r>
           </w:p>
         </w:tc>
@@ -3129,8 +2350,9 @@
               <w:rPr>
                 <w:rFonts w:ascii="Times New Roman" w:hAnsi="Times New Roman" w:cs="Times New Roman"/>
                 <w:b/>
-              </w:rPr>
-              <w:t xml:space="preserve">2</w:t>
+                <w:bCs/>
+              </w:rPr>
+              <w:t xml:space="preserve">1</w:t>
             </w:r>
           </w:p>
         </w:tc>
@@ -3138,734 +2360,6 @@
       <w:tr>
         <w:tc>
           <w:tcPr>
-            <w:tcW w:w="1615" w:type="dxa"/>
-            <w:tcBorders>
-              <w:top w:val="single" w:sz="4" w:space="0" w:color="auto"/>
-              <w:left w:val="single" w:sz="4" w:space="0" w:color="auto"/>
-              <w:bottom w:val="single" w:sz="4" w:space="0" w:color="auto"/>
-              <w:right w:val="single" w:sz="4" w:space="0" w:color="auto"/>
-            </w:tcBorders>
-            <w:shd w:val="clear" w:color="auto" w:fill="auto"/>
-            <w:tcMar>
-              <w:left w:w="108" w:type="dxa"/>
-              <w:right w:w="108" w:type="dxa"/>
-            </w:tcMar>
-          </w:tcPr>
-          <w:p>
-            <w:pPr>
-              <w:spacing w:after="0" w:line="240" w:lineRule="auto"/>
-              <w:jc w:val="center"/>
-              <w:rPr>
-                <w:rFonts w:ascii="Times New Roman" w:hAnsi="Times New Roman"/>
-              </w:rPr>
-            </w:pPr>
-            <w:r>
-              <w:rPr>
-                <w:rFonts w:ascii="Times New Roman" w:hAnsi="Times New Roman"/>
-              </w:rPr>
-              <w:t xml:space="preserve">01 004 025</w:t>
-            </w:r>
-          </w:p>
-        </w:tc>
-        <w:tc>
-          <w:tcPr>
-            <w:tcW w:w="6186" w:type="dxa"/>
-            <w:tcBorders>
-              <w:top w:val="single" w:sz="4" w:space="0" w:color="auto"/>
-              <w:left w:val="single" w:sz="4" w:space="0" w:color="auto"/>
-              <w:bottom w:val="single" w:sz="4" w:space="0" w:color="auto"/>
-              <w:right w:val="single" w:sz="4" w:space="0" w:color="auto"/>
-            </w:tcBorders>
-            <w:shd w:val="clear" w:color="auto" w:fill="auto"/>
-            <w:tcMar>
-              <w:left w:w="108" w:type="dxa"/>
-              <w:right w:w="108" w:type="dxa"/>
-            </w:tcMar>
-          </w:tcPr>
-          <w:p>
-            <w:pPr>
-              <w:autoSpaceDE w:val="0"/>
-              <w:autoSpaceDN w:val="0"/>
-              <w:adjustRightInd w:val="0"/>
-              <w:spacing w:after="0" w:line="240" w:lineRule="auto"/>
-              <w:rPr>
-                <w:rFonts w:ascii="Times New Roman" w:hAnsi="Times New Roman" w:cs="Times New Roman"/>
-                <w:color w:val="000000"/>
-                <w:sz w:val="24"/>
-                <w:szCs w:val="24"/>
-              </w:rPr>
-            </w:pPr>
-            <w:r>
-              <w:rPr>
-                <w:rFonts w:ascii="Times New Roman" w:hAnsi="Times New Roman" w:cs="Times New Roman"/>
-                <w:sz w:val="24"/>
-              </w:rPr>
-              <w:t xml:space="preserve">Тракторист</w:t>
-            </w:r>
-          </w:p>
-        </w:tc>
-        <w:tc>
-          <w:tcPr>
-            <w:tcW w:w="2000" w:type="dxa"/>
-            <w:tcBorders>
-              <w:top w:val="single" w:sz="4" w:space="0" w:color="auto"/>
-              <w:left w:val="single" w:sz="4" w:space="0" w:color="auto"/>
-              <w:bottom w:val="single" w:sz="4" w:space="0" w:color="auto"/>
-              <w:right w:val="single" w:sz="4" w:space="0" w:color="auto"/>
-            </w:tcBorders>
-            <w:shd w:val="clear" w:color="000000" w:fill="FFFFFF"/>
-            <w:tcMar>
-              <w:left w:w="108" w:type="dxa"/>
-              <w:right w:w="108" w:type="dxa"/>
-            </w:tcMar>
-          </w:tcPr>
-          <w:p>
-            <w:pPr>
-              <w:spacing w:after="0" w:line="240" w:lineRule="auto"/>
-              <w:jc w:val="center"/>
-              <w:rPr>
-                <w:rFonts w:ascii="Times New Roman" w:hAnsi="Times New Roman" w:cs="Times New Roman"/>
-                <w:b/>
-                <w:bCs/>
-              </w:rPr>
-            </w:pPr>
-            <w:r>
-              <w:rPr>
-                <w:rFonts w:ascii="Times New Roman" w:hAnsi="Times New Roman" w:cs="Times New Roman"/>
-                <w:b/>
-              </w:rPr>
-              <w:t xml:space="preserve">1</w:t>
-            </w:r>
-          </w:p>
-        </w:tc>
-      </w:tr>
-      <w:tr>
-        <w:tc>
-          <w:tcPr>
-            <w:tcW w:w="1615" w:type="dxa"/>
-            <w:tcBorders>
-              <w:top w:val="single" w:sz="4" w:space="0" w:color="auto"/>
-              <w:left w:val="single" w:sz="4" w:space="0" w:color="auto"/>
-              <w:bottom w:val="single" w:sz="4" w:space="0" w:color="auto"/>
-              <w:right w:val="single" w:sz="4" w:space="0" w:color="auto"/>
-            </w:tcBorders>
-            <w:shd w:val="clear" w:color="auto" w:fill="auto"/>
-            <w:tcMar>
-              <w:left w:w="108" w:type="dxa"/>
-              <w:right w:w="108" w:type="dxa"/>
-            </w:tcMar>
-          </w:tcPr>
-          <w:p>
-            <w:pPr>
-              <w:spacing w:after="0" w:line="240" w:lineRule="auto"/>
-              <w:jc w:val="center"/>
-              <w:rPr>
-                <w:rFonts w:ascii="Times New Roman" w:hAnsi="Times New Roman"/>
-              </w:rPr>
-            </w:pPr>
-            <w:r>
-              <w:rPr>
-                <w:rFonts w:ascii="Times New Roman" w:hAnsi="Times New Roman"/>
-              </w:rPr>
-              <w:t xml:space="preserve">01 004 026</w:t>
-            </w:r>
-          </w:p>
-        </w:tc>
-        <w:tc>
-          <w:tcPr>
-            <w:tcW w:w="6186" w:type="dxa"/>
-            <w:tcBorders>
-              <w:top w:val="single" w:sz="4" w:space="0" w:color="auto"/>
-              <w:left w:val="single" w:sz="4" w:space="0" w:color="auto"/>
-              <w:bottom w:val="single" w:sz="4" w:space="0" w:color="auto"/>
-              <w:right w:val="single" w:sz="4" w:space="0" w:color="auto"/>
-            </w:tcBorders>
-            <w:shd w:val="clear" w:color="auto" w:fill="auto"/>
-            <w:tcMar>
-              <w:left w:w="108" w:type="dxa"/>
-              <w:right w:w="108" w:type="dxa"/>
-            </w:tcMar>
-          </w:tcPr>
-          <w:p>
-            <w:pPr>
-              <w:autoSpaceDE w:val="0"/>
-              <w:autoSpaceDN w:val="0"/>
-              <w:adjustRightInd w:val="0"/>
-              <w:spacing w:after="0" w:line="240" w:lineRule="auto"/>
-              <w:rPr>
-                <w:rFonts w:ascii="Times New Roman" w:hAnsi="Times New Roman" w:cs="Times New Roman"/>
-                <w:color w:val="000000"/>
-                <w:sz w:val="24"/>
-                <w:szCs w:val="24"/>
-              </w:rPr>
-            </w:pPr>
-            <w:r>
-              <w:rPr>
-                <w:rFonts w:ascii="Times New Roman" w:hAnsi="Times New Roman" w:cs="Times New Roman"/>
-                <w:sz w:val="24"/>
-              </w:rPr>
-              <w:t xml:space="preserve">Разнорабочий</w:t>
-            </w:r>
-          </w:p>
-        </w:tc>
-        <w:tc>
-          <w:tcPr>
-            <w:tcW w:w="2000" w:type="dxa"/>
-            <w:tcBorders>
-              <w:top w:val="single" w:sz="4" w:space="0" w:color="auto"/>
-              <w:left w:val="single" w:sz="4" w:space="0" w:color="auto"/>
-              <w:bottom w:val="single" w:sz="4" w:space="0" w:color="auto"/>
-              <w:right w:val="single" w:sz="4" w:space="0" w:color="auto"/>
-            </w:tcBorders>
-            <w:shd w:val="clear" w:color="000000" w:fill="FFFFFF"/>
-            <w:tcMar>
-              <w:left w:w="108" w:type="dxa"/>
-              <w:right w:w="108" w:type="dxa"/>
-            </w:tcMar>
-          </w:tcPr>
-          <w:p>
-            <w:pPr>
-              <w:spacing w:after="0" w:line="240" w:lineRule="auto"/>
-              <w:jc w:val="center"/>
-              <w:rPr>
-                <w:rFonts w:ascii="Times New Roman" w:hAnsi="Times New Roman" w:cs="Times New Roman"/>
-                <w:b/>
-                <w:bCs/>
-              </w:rPr>
-            </w:pPr>
-            <w:r>
-              <w:rPr>
-                <w:rFonts w:ascii="Times New Roman" w:hAnsi="Times New Roman" w:cs="Times New Roman"/>
-                <w:b/>
-              </w:rPr>
-              <w:t xml:space="preserve">3</w:t>
-            </w:r>
-          </w:p>
-        </w:tc>
-      </w:tr>
-      <w:tr>
-        <w:tc>
-          <w:tcPr>
-            <w:tcW w:w="1615" w:type="dxa"/>
-            <w:tcBorders>
-              <w:top w:val="single" w:sz="4" w:space="0" w:color="auto"/>
-              <w:left w:val="single" w:sz="4" w:space="0" w:color="auto"/>
-              <w:bottom w:val="single" w:sz="4" w:space="0" w:color="auto"/>
-              <w:right w:val="single" w:sz="4" w:space="0" w:color="auto"/>
-            </w:tcBorders>
-            <w:shd w:val="clear" w:color="auto" w:fill="auto"/>
-            <w:tcMar>
-              <w:left w:w="108" w:type="dxa"/>
-              <w:right w:w="108" w:type="dxa"/>
-            </w:tcMar>
-          </w:tcPr>
-          <w:p>
-            <w:pPr>
-              <w:spacing w:after="0" w:line="240" w:lineRule="auto"/>
-              <w:jc w:val="center"/>
-              <w:rPr>
-                <w:rFonts w:ascii="Times New Roman" w:hAnsi="Times New Roman"/>
-              </w:rPr>
-            </w:pPr>
-            <w:r>
-              <w:rPr>
-                <w:rFonts w:ascii="Times New Roman" w:hAnsi="Times New Roman"/>
-              </w:rPr>
-              <w:t xml:space="preserve">01 004 027</w:t>
-            </w:r>
-          </w:p>
-        </w:tc>
-        <w:tc>
-          <w:tcPr>
-            <w:tcW w:w="6186" w:type="dxa"/>
-            <w:tcBorders>
-              <w:top w:val="single" w:sz="4" w:space="0" w:color="auto"/>
-              <w:left w:val="single" w:sz="4" w:space="0" w:color="auto"/>
-              <w:bottom w:val="single" w:sz="4" w:space="0" w:color="auto"/>
-              <w:right w:val="single" w:sz="4" w:space="0" w:color="auto"/>
-            </w:tcBorders>
-            <w:shd w:val="clear" w:color="auto" w:fill="auto"/>
-            <w:tcMar>
-              <w:left w:w="108" w:type="dxa"/>
-              <w:right w:w="108" w:type="dxa"/>
-            </w:tcMar>
-          </w:tcPr>
-          <w:p>
-            <w:pPr>
-              <w:autoSpaceDE w:val="0"/>
-              <w:autoSpaceDN w:val="0"/>
-              <w:adjustRightInd w:val="0"/>
-              <w:spacing w:after="0" w:line="240" w:lineRule="auto"/>
-              <w:rPr>
-                <w:rFonts w:ascii="Times New Roman" w:hAnsi="Times New Roman" w:cs="Times New Roman"/>
-                <w:color w:val="000000"/>
-                <w:sz w:val="24"/>
-                <w:szCs w:val="24"/>
-              </w:rPr>
-            </w:pPr>
-            <w:r>
-              <w:rPr>
-                <w:rFonts w:ascii="Times New Roman" w:hAnsi="Times New Roman" w:cs="Times New Roman"/>
-                <w:sz w:val="24"/>
-              </w:rPr>
-              <w:t xml:space="preserve">Слесарь</w:t>
-            </w:r>
-          </w:p>
-        </w:tc>
-        <w:tc>
-          <w:tcPr>
-            <w:tcW w:w="2000" w:type="dxa"/>
-            <w:tcBorders>
-              <w:top w:val="single" w:sz="4" w:space="0" w:color="auto"/>
-              <w:left w:val="single" w:sz="4" w:space="0" w:color="auto"/>
-              <w:bottom w:val="single" w:sz="4" w:space="0" w:color="auto"/>
-              <w:right w:val="single" w:sz="4" w:space="0" w:color="auto"/>
-            </w:tcBorders>
-            <w:shd w:val="clear" w:color="000000" w:fill="FFFFFF"/>
-            <w:tcMar>
-              <w:left w:w="108" w:type="dxa"/>
-              <w:right w:w="108" w:type="dxa"/>
-            </w:tcMar>
-          </w:tcPr>
-          <w:p>
-            <w:pPr>
-              <w:spacing w:after="0" w:line="240" w:lineRule="auto"/>
-              <w:jc w:val="center"/>
-              <w:rPr>
-                <w:rFonts w:ascii="Times New Roman" w:hAnsi="Times New Roman" w:cs="Times New Roman"/>
-                <w:b/>
-                <w:bCs/>
-              </w:rPr>
-            </w:pPr>
-            <w:r>
-              <w:rPr>
-                <w:rFonts w:ascii="Times New Roman" w:hAnsi="Times New Roman" w:cs="Times New Roman"/>
-                <w:b/>
-              </w:rPr>
-              <w:t xml:space="preserve">1</w:t>
-            </w:r>
-          </w:p>
-        </w:tc>
-      </w:tr>
-      <w:tr>
-        <w:tc>
-          <w:tcPr>
-            <w:tcW w:w="1615" w:type="dxa"/>
-            <w:tcBorders>
-              <w:top w:val="single" w:sz="4" w:space="0" w:color="auto"/>
-              <w:left w:val="single" w:sz="4" w:space="0" w:color="auto"/>
-              <w:bottom w:val="single" w:sz="4" w:space="0" w:color="auto"/>
-              <w:right w:val="single" w:sz="4" w:space="0" w:color="auto"/>
-            </w:tcBorders>
-            <w:shd w:val="clear" w:color="auto" w:fill="auto"/>
-            <w:tcMar>
-              <w:left w:w="108" w:type="dxa"/>
-              <w:right w:w="108" w:type="dxa"/>
-            </w:tcMar>
-          </w:tcPr>
-          <w:p>
-            <w:pPr>
-              <w:spacing w:after="0" w:line="240" w:lineRule="auto"/>
-              <w:jc w:val="center"/>
-              <w:rPr>
-                <w:rFonts w:ascii="Times New Roman" w:hAnsi="Times New Roman"/>
-              </w:rPr>
-            </w:pPr>
-            <w:r>
-              <w:rPr>
-                <w:rFonts w:ascii="Times New Roman" w:hAnsi="Times New Roman"/>
-              </w:rPr>
-              <w:t xml:space="preserve">01 004 028</w:t>
-            </w:r>
-          </w:p>
-        </w:tc>
-        <w:tc>
-          <w:tcPr>
-            <w:tcW w:w="6186" w:type="dxa"/>
-            <w:tcBorders>
-              <w:top w:val="single" w:sz="4" w:space="0" w:color="auto"/>
-              <w:left w:val="single" w:sz="4" w:space="0" w:color="auto"/>
-              <w:bottom w:val="single" w:sz="4" w:space="0" w:color="auto"/>
-              <w:right w:val="single" w:sz="4" w:space="0" w:color="auto"/>
-            </w:tcBorders>
-            <w:shd w:val="clear" w:color="auto" w:fill="auto"/>
-            <w:tcMar>
-              <w:left w:w="108" w:type="dxa"/>
-              <w:right w:w="108" w:type="dxa"/>
-            </w:tcMar>
-          </w:tcPr>
-          <w:p>
-            <w:pPr>
-              <w:autoSpaceDE w:val="0"/>
-              <w:autoSpaceDN w:val="0"/>
-              <w:adjustRightInd w:val="0"/>
-              <w:spacing w:after="0" w:line="240" w:lineRule="auto"/>
-              <w:rPr>
-                <w:rFonts w:ascii="Times New Roman" w:hAnsi="Times New Roman" w:cs="Times New Roman"/>
-                <w:color w:val="000000"/>
-                <w:sz w:val="24"/>
-                <w:szCs w:val="24"/>
-              </w:rPr>
-            </w:pPr>
-            <w:r>
-              <w:rPr>
-                <w:rFonts w:ascii="Times New Roman" w:hAnsi="Times New Roman" w:cs="Times New Roman"/>
-                <w:sz w:val="24"/>
-              </w:rPr>
-              <w:t xml:space="preserve">Сторож</w:t>
-            </w:r>
-          </w:p>
-        </w:tc>
-        <w:tc>
-          <w:tcPr>
-            <w:tcW w:w="2000" w:type="dxa"/>
-            <w:tcBorders>
-              <w:top w:val="single" w:sz="4" w:space="0" w:color="auto"/>
-              <w:left w:val="single" w:sz="4" w:space="0" w:color="auto"/>
-              <w:bottom w:val="single" w:sz="4" w:space="0" w:color="auto"/>
-              <w:right w:val="single" w:sz="4" w:space="0" w:color="auto"/>
-            </w:tcBorders>
-            <w:shd w:val="clear" w:color="000000" w:fill="FFFFFF"/>
-            <w:tcMar>
-              <w:left w:w="108" w:type="dxa"/>
-              <w:right w:w="108" w:type="dxa"/>
-            </w:tcMar>
-          </w:tcPr>
-          <w:p>
-            <w:pPr>
-              <w:spacing w:after="0" w:line="240" w:lineRule="auto"/>
-              <w:jc w:val="center"/>
-              <w:rPr>
-                <w:rFonts w:ascii="Times New Roman" w:hAnsi="Times New Roman" w:cs="Times New Roman"/>
-                <w:b/>
-                <w:bCs/>
-              </w:rPr>
-            </w:pPr>
-            <w:r>
-              <w:rPr>
-                <w:rFonts w:ascii="Times New Roman" w:hAnsi="Times New Roman" w:cs="Times New Roman"/>
-                <w:b/>
-              </w:rPr>
-              <w:t xml:space="preserve">9</w:t>
-            </w:r>
-          </w:p>
-        </w:tc>
-      </w:tr>
-      <w:tr>
-        <w:tc>
-          <w:tcPr>
-            <w:tcW w:w="1615" w:type="dxa"/>
-            <w:tcBorders>
-              <w:top w:val="single" w:sz="4" w:space="0" w:color="auto"/>
-              <w:left w:val="single" w:sz="4" w:space="0" w:color="auto"/>
-              <w:bottom w:val="single" w:sz="4" w:space="0" w:color="auto"/>
-              <w:right w:val="single" w:sz="4" w:space="0" w:color="auto"/>
-            </w:tcBorders>
-            <w:shd w:val="clear" w:color="auto" w:fill="auto"/>
-            <w:tcMar>
-              <w:left w:w="108" w:type="dxa"/>
-              <w:right w:w="108" w:type="dxa"/>
-            </w:tcMar>
-          </w:tcPr>
-          <w:p>
-            <w:pPr>
-              <w:spacing w:after="0" w:line="240" w:lineRule="auto"/>
-              <w:jc w:val="center"/>
-              <w:rPr>
-                <w:rFonts w:ascii="Times New Roman" w:hAnsi="Times New Roman"/>
-              </w:rPr>
-            </w:pPr>
-            <w:r>
-              <w:rPr>
-                <w:rFonts w:ascii="Times New Roman" w:hAnsi="Times New Roman"/>
-              </w:rPr>
-              <w:t xml:space="preserve">01 004 029</w:t>
-            </w:r>
-          </w:p>
-        </w:tc>
-        <w:tc>
-          <w:tcPr>
-            <w:tcW w:w="6186" w:type="dxa"/>
-            <w:tcBorders>
-              <w:top w:val="single" w:sz="4" w:space="0" w:color="auto"/>
-              <w:left w:val="single" w:sz="4" w:space="0" w:color="auto"/>
-              <w:bottom w:val="single" w:sz="4" w:space="0" w:color="auto"/>
-              <w:right w:val="single" w:sz="4" w:space="0" w:color="auto"/>
-            </w:tcBorders>
-            <w:shd w:val="clear" w:color="auto" w:fill="auto"/>
-            <w:tcMar>
-              <w:left w:w="108" w:type="dxa"/>
-              <w:right w:w="108" w:type="dxa"/>
-            </w:tcMar>
-          </w:tcPr>
-          <w:p>
-            <w:pPr>
-              <w:autoSpaceDE w:val="0"/>
-              <w:autoSpaceDN w:val="0"/>
-              <w:adjustRightInd w:val="0"/>
-              <w:spacing w:after="0" w:line="240" w:lineRule="auto"/>
-              <w:rPr>
-                <w:rFonts w:ascii="Times New Roman" w:hAnsi="Times New Roman" w:cs="Times New Roman"/>
-                <w:color w:val="000000"/>
-                <w:sz w:val="24"/>
-                <w:szCs w:val="24"/>
-              </w:rPr>
-            </w:pPr>
-            <w:r>
-              <w:rPr>
-                <w:rFonts w:ascii="Times New Roman" w:hAnsi="Times New Roman" w:cs="Times New Roman"/>
-                <w:sz w:val="24"/>
-              </w:rPr>
-              <w:t xml:space="preserve">Шеф повар</w:t>
-            </w:r>
-          </w:p>
-        </w:tc>
-        <w:tc>
-          <w:tcPr>
-            <w:tcW w:w="2000" w:type="dxa"/>
-            <w:tcBorders>
-              <w:top w:val="single" w:sz="4" w:space="0" w:color="auto"/>
-              <w:left w:val="single" w:sz="4" w:space="0" w:color="auto"/>
-              <w:bottom w:val="single" w:sz="4" w:space="0" w:color="auto"/>
-              <w:right w:val="single" w:sz="4" w:space="0" w:color="auto"/>
-            </w:tcBorders>
-            <w:shd w:val="clear" w:color="000000" w:fill="FFFFFF"/>
-            <w:tcMar>
-              <w:left w:w="108" w:type="dxa"/>
-              <w:right w:w="108" w:type="dxa"/>
-            </w:tcMar>
-          </w:tcPr>
-          <w:p>
-            <w:pPr>
-              <w:spacing w:after="0" w:line="240" w:lineRule="auto"/>
-              <w:jc w:val="center"/>
-              <w:rPr>
-                <w:rFonts w:ascii="Times New Roman" w:hAnsi="Times New Roman" w:cs="Times New Roman"/>
-                <w:b/>
-                <w:bCs/>
-              </w:rPr>
-            </w:pPr>
-            <w:r>
-              <w:rPr>
-                <w:rFonts w:ascii="Times New Roman" w:hAnsi="Times New Roman" w:cs="Times New Roman"/>
-                <w:b/>
-              </w:rPr>
-              <w:t xml:space="preserve">1</w:t>
-            </w:r>
-          </w:p>
-        </w:tc>
-      </w:tr>
-      <w:tr>
-        <w:tc>
-          <w:tcPr>
-            <w:tcW w:w="1615" w:type="dxa"/>
-            <w:tcBorders>
-              <w:top w:val="single" w:sz="4" w:space="0" w:color="auto"/>
-              <w:left w:val="single" w:sz="4" w:space="0" w:color="auto"/>
-              <w:bottom w:val="single" w:sz="4" w:space="0" w:color="auto"/>
-              <w:right w:val="single" w:sz="4" w:space="0" w:color="auto"/>
-            </w:tcBorders>
-            <w:shd w:val="clear" w:color="auto" w:fill="auto"/>
-            <w:tcMar>
-              <w:left w:w="108" w:type="dxa"/>
-              <w:right w:w="108" w:type="dxa"/>
-            </w:tcMar>
-          </w:tcPr>
-          <w:p>
-            <w:pPr>
-              <w:spacing w:after="0" w:line="240" w:lineRule="auto"/>
-              <w:jc w:val="center"/>
-              <w:rPr>
-                <w:rFonts w:ascii="Times New Roman" w:hAnsi="Times New Roman"/>
-              </w:rPr>
-            </w:pPr>
-            <w:r>
-              <w:rPr>
-                <w:rFonts w:ascii="Times New Roman" w:hAnsi="Times New Roman"/>
-              </w:rPr>
-              <w:t xml:space="preserve">01 005 030</w:t>
-            </w:r>
-          </w:p>
-        </w:tc>
-        <w:tc>
-          <w:tcPr>
-            <w:tcW w:w="6186" w:type="dxa"/>
-            <w:tcBorders>
-              <w:top w:val="single" w:sz="4" w:space="0" w:color="auto"/>
-              <w:left w:val="single" w:sz="4" w:space="0" w:color="auto"/>
-              <w:bottom w:val="single" w:sz="4" w:space="0" w:color="auto"/>
-              <w:right w:val="single" w:sz="4" w:space="0" w:color="auto"/>
-            </w:tcBorders>
-            <w:shd w:val="clear" w:color="auto" w:fill="auto"/>
-            <w:tcMar>
-              <w:left w:w="108" w:type="dxa"/>
-              <w:right w:w="108" w:type="dxa"/>
-            </w:tcMar>
-          </w:tcPr>
-          <w:p>
-            <w:pPr>
-              <w:autoSpaceDE w:val="0"/>
-              <w:autoSpaceDN w:val="0"/>
-              <w:adjustRightInd w:val="0"/>
-              <w:spacing w:after="0" w:line="240" w:lineRule="auto"/>
-              <w:rPr>
-                <w:rFonts w:ascii="Times New Roman" w:hAnsi="Times New Roman" w:cs="Times New Roman"/>
-                <w:color w:val="000000"/>
-                <w:sz w:val="24"/>
-                <w:szCs w:val="24"/>
-              </w:rPr>
-            </w:pPr>
-            <w:r>
-              <w:rPr>
-                <w:rFonts w:ascii="Times New Roman" w:hAnsi="Times New Roman" w:cs="Times New Roman"/>
-                <w:sz w:val="24"/>
-              </w:rPr>
-              <w:t xml:space="preserve">Посудомойщица</w:t>
-            </w:r>
-          </w:p>
-        </w:tc>
-        <w:tc>
-          <w:tcPr>
-            <w:tcW w:w="2000" w:type="dxa"/>
-            <w:tcBorders>
-              <w:top w:val="single" w:sz="4" w:space="0" w:color="auto"/>
-              <w:left w:val="single" w:sz="4" w:space="0" w:color="auto"/>
-              <w:bottom w:val="single" w:sz="4" w:space="0" w:color="auto"/>
-              <w:right w:val="single" w:sz="4" w:space="0" w:color="auto"/>
-            </w:tcBorders>
-            <w:shd w:val="clear" w:color="000000" w:fill="FFFFFF"/>
-            <w:tcMar>
-              <w:left w:w="108" w:type="dxa"/>
-              <w:right w:w="108" w:type="dxa"/>
-            </w:tcMar>
-          </w:tcPr>
-          <w:p>
-            <w:pPr>
-              <w:spacing w:after="0" w:line="240" w:lineRule="auto"/>
-              <w:jc w:val="center"/>
-              <w:rPr>
-                <w:rFonts w:ascii="Times New Roman" w:hAnsi="Times New Roman" w:cs="Times New Roman"/>
-                <w:b/>
-                <w:bCs/>
-              </w:rPr>
-            </w:pPr>
-            <w:r>
-              <w:rPr>
-                <w:rFonts w:ascii="Times New Roman" w:hAnsi="Times New Roman" w:cs="Times New Roman"/>
-                <w:b/>
-              </w:rPr>
-              <w:t xml:space="preserve">1</w:t>
-            </w:r>
-          </w:p>
-        </w:tc>
-      </w:tr>
-      <w:tr>
-        <w:tc>
-          <w:tcPr>
-            <w:tcW w:w="1615" w:type="dxa"/>
-            <w:tcBorders>
-              <w:top w:val="single" w:sz="4" w:space="0" w:color="auto"/>
-              <w:left w:val="single" w:sz="4" w:space="0" w:color="auto"/>
-              <w:bottom w:val="single" w:sz="4" w:space="0" w:color="auto"/>
-              <w:right w:val="single" w:sz="4" w:space="0" w:color="auto"/>
-            </w:tcBorders>
-            <w:shd w:val="clear" w:color="auto" w:fill="auto"/>
-            <w:tcMar>
-              <w:left w:w="108" w:type="dxa"/>
-              <w:right w:w="108" w:type="dxa"/>
-            </w:tcMar>
-          </w:tcPr>
-          <w:p>
-            <w:pPr>
-              <w:spacing w:after="0" w:line="240" w:lineRule="auto"/>
-              <w:jc w:val="center"/>
-              <w:rPr>
-                <w:rFonts w:ascii="Times New Roman" w:hAnsi="Times New Roman"/>
-              </w:rPr>
-            </w:pPr>
-            <w:r>
-              <w:rPr>
-                <w:rFonts w:ascii="Times New Roman" w:hAnsi="Times New Roman"/>
-              </w:rPr>
-              <w:t xml:space="preserve">01 005 031</w:t>
-            </w:r>
-          </w:p>
-        </w:tc>
-        <w:tc>
-          <w:tcPr>
-            <w:tcW w:w="6186" w:type="dxa"/>
-            <w:tcBorders>
-              <w:top w:val="single" w:sz="4" w:space="0" w:color="auto"/>
-              <w:left w:val="single" w:sz="4" w:space="0" w:color="auto"/>
-              <w:bottom w:val="single" w:sz="4" w:space="0" w:color="auto"/>
-              <w:right w:val="single" w:sz="4" w:space="0" w:color="auto"/>
-            </w:tcBorders>
-            <w:shd w:val="clear" w:color="auto" w:fill="auto"/>
-            <w:tcMar>
-              <w:left w:w="108" w:type="dxa"/>
-              <w:right w:w="108" w:type="dxa"/>
-            </w:tcMar>
-          </w:tcPr>
-          <w:p>
-            <w:pPr>
-              <w:autoSpaceDE w:val="0"/>
-              <w:autoSpaceDN w:val="0"/>
-              <w:adjustRightInd w:val="0"/>
-              <w:spacing w:after="0" w:line="240" w:lineRule="auto"/>
-              <w:rPr>
-                <w:rFonts w:ascii="Times New Roman" w:hAnsi="Times New Roman" w:cs="Times New Roman"/>
-                <w:color w:val="000000"/>
-                <w:sz w:val="24"/>
-                <w:szCs w:val="24"/>
-              </w:rPr>
-            </w:pPr>
-            <w:r>
-              <w:rPr>
-                <w:rFonts w:ascii="Times New Roman" w:hAnsi="Times New Roman" w:cs="Times New Roman"/>
-                <w:sz w:val="24"/>
-              </w:rPr>
-              <w:t xml:space="preserve">Прачка</w:t>
-            </w:r>
-          </w:p>
-        </w:tc>
-        <w:tc>
-          <w:tcPr>
-            <w:tcW w:w="2000" w:type="dxa"/>
-            <w:tcBorders>
-              <w:top w:val="single" w:sz="4" w:space="0" w:color="auto"/>
-              <w:left w:val="single" w:sz="4" w:space="0" w:color="auto"/>
-              <w:bottom w:val="single" w:sz="4" w:space="0" w:color="auto"/>
-              <w:right w:val="single" w:sz="4" w:space="0" w:color="auto"/>
-            </w:tcBorders>
-            <w:shd w:val="clear" w:color="000000" w:fill="FFFFFF"/>
-            <w:tcMar>
-              <w:left w:w="108" w:type="dxa"/>
-              <w:right w:w="108" w:type="dxa"/>
-            </w:tcMar>
-          </w:tcPr>
-          <w:p>
-            <w:pPr>
-              <w:spacing w:after="0" w:line="240" w:lineRule="auto"/>
-              <w:jc w:val="center"/>
-              <w:rPr>
-                <w:rFonts w:ascii="Times New Roman" w:hAnsi="Times New Roman" w:cs="Times New Roman"/>
-                <w:b/>
-                <w:bCs/>
-              </w:rPr>
-            </w:pPr>
-            <w:r>
-              <w:rPr>
-                <w:rFonts w:ascii="Times New Roman" w:hAnsi="Times New Roman" w:cs="Times New Roman"/>
-                <w:b/>
-              </w:rPr>
-              <w:t xml:space="preserve">1</w:t>
-            </w:r>
-          </w:p>
-        </w:tc>
-      </w:tr>
-      <w:tr>
-        <w:tc>
-          <w:tcPr>
             <w:tcW w:w="9801" w:type="dxa"/>
             <w:gridSpan w:val="3"/>
             <w:tcBorders>
@@ -3896,7 +2390,25 @@
                 <w:b/>
                 <w:bCs/>
               </w:rPr>
-              <w:t xml:space="preserve">Итого: 55 р/м</w:t>
+              <w:t xml:space="preserve">Итого: 33 </w:t>
+            </w:r>
+            <w:proofErr w:type="gramStart"/>
+            <w:r>
+              <w:rPr>
+                <w:rFonts w:ascii="Times New Roman" w:hAnsi="Times New Roman" w:cs="Times New Roman"/>
+                <w:b/>
+                <w:bCs/>
+              </w:rPr>
+              <w:t>р</w:t>
+            </w:r>
+            <w:proofErr w:type="gramEnd"/>
+            <w:r>
+              <w:rPr>
+                <w:rFonts w:ascii="Times New Roman" w:hAnsi="Times New Roman" w:cs="Times New Roman"/>
+                <w:b/>
+                <w:bCs/>
+              </w:rPr>
+              <w:t>/м</w:t>
             </w:r>
           </w:p>
         </w:tc>
